--- a/Weekly Reports/Weekly_Report_Week11.docx
+++ b/Weekly Reports/Weekly_Report_Week11.docx
@@ -6,11 +6,15 @@
       <w:pPr>
         <w:spacing w:after="120"/>
         <w:jc w:val="center"/>
+        <w:rPr>
+          <w:color w:val="000000" w:themeColor="text1"/>
+        </w:rPr>
       </w:pPr>
       <w:r>
         <w:rPr>
           <w:b/>
           <w:bCs/>
+          <w:color w:val="000000" w:themeColor="text1"/>
           <w:sz w:val="28"/>
           <w:szCs w:val="28"/>
         </w:rPr>
@@ -21,16 +25,28 @@
       <w:pPr>
         <w:spacing w:after="60"/>
         <w:jc w:val="center"/>
-      </w:pPr>
-      <w:r>
+        <w:rPr>
+          <w:color w:val="000000" w:themeColor="text1"/>
+        </w:rPr>
+      </w:pPr>
+      <w:r>
+        <w:rPr>
+          <w:color w:val="000000" w:themeColor="text1"/>
+        </w:rPr>
         <w:t>Opp. Science city, Sola-</w:t>
       </w:r>
       <w:proofErr w:type="spellStart"/>
       <w:r>
+        <w:rPr>
+          <w:color w:val="000000" w:themeColor="text1"/>
+        </w:rPr>
         <w:t>Bhadaj</w:t>
       </w:r>
       <w:proofErr w:type="spellEnd"/>
       <w:r>
+        <w:rPr>
+          <w:color w:val="000000" w:themeColor="text1"/>
+        </w:rPr>
         <w:t xml:space="preserve"> Road, Ahmedabad, Gujarat 380060</w:t>
       </w:r>
     </w:p>
@@ -38,8 +54,14 @@
       <w:pPr>
         <w:spacing w:after="240"/>
         <w:jc w:val="center"/>
-      </w:pPr>
-      <w:r>
+        <w:rPr>
+          <w:color w:val="000000" w:themeColor="text1"/>
+        </w:rPr>
+      </w:pPr>
+      <w:r>
+        <w:rPr>
+          <w:color w:val="000000" w:themeColor="text1"/>
+        </w:rPr>
         <w:t>Ph: 079 67129000 | Website: www.sal.edu.in</w:t>
       </w:r>
     </w:p>
@@ -49,17 +71,24 @@
           <w:bottom w:val="single" w:sz="6" w:space="1" w:color="000000"/>
         </w:pBdr>
         <w:spacing w:after="240"/>
+        <w:rPr>
+          <w:color w:val="000000" w:themeColor="text1"/>
+        </w:rPr>
       </w:pPr>
     </w:p>
     <w:p>
       <w:pPr>
         <w:spacing w:after="300"/>
         <w:jc w:val="center"/>
+        <w:rPr>
+          <w:color w:val="000000" w:themeColor="text1"/>
+        </w:rPr>
       </w:pPr>
       <w:r>
         <w:rPr>
           <w:b/>
           <w:bCs/>
+          <w:color w:val="000000" w:themeColor="text1"/>
           <w:sz w:val="32"/>
           <w:szCs w:val="32"/>
           <w:u w:val="single"/>
@@ -106,10 +135,16 @@
             </w:tcMar>
           </w:tcPr>
           <w:p>
+            <w:pPr>
+              <w:rPr>
+                <w:color w:val="000000" w:themeColor="text1"/>
+              </w:rPr>
+            </w:pPr>
             <w:r>
               <w:rPr>
                 <w:b/>
                 <w:bCs/>
+                <w:color w:val="000000" w:themeColor="text1"/>
               </w:rPr>
               <w:t>Student Name:</w:t>
             </w:r>
@@ -132,7 +167,15 @@
             </w:tcMar>
           </w:tcPr>
           <w:p>
+            <w:pPr>
+              <w:rPr>
+                <w:color w:val="000000" w:themeColor="text1"/>
+              </w:rPr>
+            </w:pPr>
             <w:r>
+              <w:rPr>
+                <w:color w:val="000000" w:themeColor="text1"/>
+              </w:rPr>
               <w:t>Jainil Gupta</w:t>
             </w:r>
           </w:p>
@@ -156,11 +199,17 @@
             </w:tcMar>
           </w:tcPr>
           <w:p>
+            <w:pPr>
+              <w:rPr>
+                <w:color w:val="000000" w:themeColor="text1"/>
+              </w:rPr>
+            </w:pPr>
             <w:proofErr w:type="spellStart"/>
             <w:r>
               <w:rPr>
                 <w:b/>
                 <w:bCs/>
+                <w:color w:val="000000" w:themeColor="text1"/>
               </w:rPr>
               <w:t>Enrollment</w:t>
             </w:r>
@@ -169,6 +218,7 @@
               <w:rPr>
                 <w:b/>
                 <w:bCs/>
+                <w:color w:val="000000" w:themeColor="text1"/>
               </w:rPr>
               <w:t xml:space="preserve"> Number:</w:t>
             </w:r>
@@ -191,7 +241,15 @@
             </w:tcMar>
           </w:tcPr>
           <w:p>
+            <w:pPr>
+              <w:rPr>
+                <w:color w:val="000000" w:themeColor="text1"/>
+              </w:rPr>
+            </w:pPr>
             <w:r>
+              <w:rPr>
+                <w:color w:val="000000" w:themeColor="text1"/>
+              </w:rPr>
               <w:t>220670132018</w:t>
             </w:r>
           </w:p>
@@ -215,10 +273,16 @@
             </w:tcMar>
           </w:tcPr>
           <w:p>
+            <w:pPr>
+              <w:rPr>
+                <w:color w:val="000000" w:themeColor="text1"/>
+              </w:rPr>
+            </w:pPr>
             <w:r>
               <w:rPr>
                 <w:b/>
                 <w:bCs/>
+                <w:color w:val="000000" w:themeColor="text1"/>
               </w:rPr>
               <w:t>Week Duration:</w:t>
             </w:r>
@@ -241,7 +305,15 @@
             </w:tcMar>
           </w:tcPr>
           <w:p>
+            <w:pPr>
+              <w:rPr>
+                <w:color w:val="000000" w:themeColor="text1"/>
+              </w:rPr>
+            </w:pPr>
             <w:r>
+              <w:rPr>
+                <w:color w:val="000000" w:themeColor="text1"/>
+              </w:rPr>
               <w:t>March 12, 2026 - March 18, 2026 (Week 11)</w:t>
             </w:r>
           </w:p>
@@ -265,10 +337,16 @@
             </w:tcMar>
           </w:tcPr>
           <w:p>
+            <w:pPr>
+              <w:rPr>
+                <w:color w:val="000000" w:themeColor="text1"/>
+              </w:rPr>
+            </w:pPr>
             <w:r>
               <w:rPr>
                 <w:b/>
                 <w:bCs/>
+                <w:color w:val="000000" w:themeColor="text1"/>
               </w:rPr>
               <w:t>Name Of Organization:</w:t>
             </w:r>
@@ -291,15 +369,29 @@
             </w:tcMar>
           </w:tcPr>
           <w:p>
+            <w:pPr>
+              <w:rPr>
+                <w:color w:val="000000" w:themeColor="text1"/>
+              </w:rPr>
+            </w:pPr>
             <w:r>
+              <w:rPr>
+                <w:color w:val="000000" w:themeColor="text1"/>
+              </w:rPr>
               <w:t xml:space="preserve">Microsoft Elevate Program (via </w:t>
             </w:r>
             <w:proofErr w:type="spellStart"/>
             <w:r>
+              <w:rPr>
+                <w:color w:val="000000" w:themeColor="text1"/>
+              </w:rPr>
               <w:t>Edunet</w:t>
             </w:r>
             <w:proofErr w:type="spellEnd"/>
             <w:r>
+              <w:rPr>
+                <w:color w:val="000000" w:themeColor="text1"/>
+              </w:rPr>
               <w:t xml:space="preserve"> Foundation &amp; FICE Education)</w:t>
             </w:r>
           </w:p>
@@ -323,10 +415,16 @@
             </w:tcMar>
           </w:tcPr>
           <w:p>
+            <w:pPr>
+              <w:rPr>
+                <w:color w:val="000000" w:themeColor="text1"/>
+              </w:rPr>
+            </w:pPr>
             <w:r>
               <w:rPr>
                 <w:b/>
                 <w:bCs/>
+                <w:color w:val="000000" w:themeColor="text1"/>
               </w:rPr>
               <w:t>External Guide Name:</w:t>
             </w:r>
@@ -349,7 +447,15 @@
             </w:tcMar>
           </w:tcPr>
           <w:p>
+            <w:pPr>
+              <w:rPr>
+                <w:color w:val="000000" w:themeColor="text1"/>
+              </w:rPr>
+            </w:pPr>
             <w:r>
+              <w:rPr>
+                <w:color w:val="000000" w:themeColor="text1"/>
+              </w:rPr>
               <w:t>Adarsh Gupta</w:t>
             </w:r>
           </w:p>
@@ -373,10 +479,16 @@
             </w:tcMar>
           </w:tcPr>
           <w:p>
+            <w:pPr>
+              <w:rPr>
+                <w:color w:val="000000" w:themeColor="text1"/>
+              </w:rPr>
+            </w:pPr>
             <w:r>
               <w:rPr>
                 <w:b/>
                 <w:bCs/>
+                <w:color w:val="000000" w:themeColor="text1"/>
               </w:rPr>
               <w:t>External Guide Contact:</w:t>
             </w:r>
@@ -399,7 +511,15 @@
             </w:tcMar>
           </w:tcPr>
           <w:p>
+            <w:pPr>
+              <w:rPr>
+                <w:color w:val="000000" w:themeColor="text1"/>
+              </w:rPr>
+            </w:pPr>
             <w:r>
+              <w:rPr>
+                <w:color w:val="000000" w:themeColor="text1"/>
+              </w:rPr>
               <w:t>0124-4080107</w:t>
             </w:r>
           </w:p>
@@ -423,10 +543,16 @@
             </w:tcMar>
           </w:tcPr>
           <w:p>
+            <w:pPr>
+              <w:rPr>
+                <w:color w:val="000000" w:themeColor="text1"/>
+              </w:rPr>
+            </w:pPr>
             <w:r>
               <w:rPr>
                 <w:b/>
                 <w:bCs/>
+                <w:color w:val="000000" w:themeColor="text1"/>
               </w:rPr>
               <w:t>Internal Faculty Guide:</w:t>
             </w:r>
@@ -449,7 +575,15 @@
             </w:tcMar>
           </w:tcPr>
           <w:p>
+            <w:pPr>
+              <w:rPr>
+                <w:color w:val="000000" w:themeColor="text1"/>
+              </w:rPr>
+            </w:pPr>
             <w:r>
+              <w:rPr>
+                <w:color w:val="000000" w:themeColor="text1"/>
+              </w:rPr>
               <w:t>Chintan Rana</w:t>
             </w:r>
           </w:p>
@@ -459,14 +593,23 @@
     <w:p>
       <w:pPr>
         <w:spacing w:after="300"/>
+        <w:rPr>
+          <w:color w:val="000000" w:themeColor="text1"/>
+        </w:rPr>
       </w:pPr>
     </w:p>
     <w:p>
       <w:pPr>
         <w:pStyle w:val="Heading1"/>
         <w:spacing w:before="300" w:after="200"/>
-      </w:pPr>
-      <w:r>
+        <w:rPr>
+          <w:color w:val="000000" w:themeColor="text1"/>
+        </w:rPr>
+      </w:pPr>
+      <w:r>
+        <w:rPr>
+          <w:color w:val="000000" w:themeColor="text1"/>
+        </w:rPr>
         <w:t>Work done in last Week with description:</w:t>
       </w:r>
     </w:p>
@@ -474,8 +617,14 @@
       <w:pPr>
         <w:pStyle w:val="Heading2"/>
         <w:spacing w:before="200" w:after="100"/>
-      </w:pPr>
-      <w:r>
+        <w:rPr>
+          <w:color w:val="000000" w:themeColor="text1"/>
+        </w:rPr>
+      </w:pPr>
+      <w:r>
+        <w:rPr>
+          <w:color w:val="000000" w:themeColor="text1"/>
+        </w:rPr>
         <w:t>1. Week 11-12: Microsoft Elevate Program Completion Session</w:t>
       </w:r>
     </w:p>
@@ -483,16 +632,28 @@
       <w:pPr>
         <w:pStyle w:val="Heading3"/>
         <w:spacing w:before="100" w:after="80"/>
-      </w:pPr>
-      <w:r>
+        <w:rPr>
+          <w:color w:val="000000" w:themeColor="text1"/>
+        </w:rPr>
+      </w:pPr>
+      <w:r>
+        <w:rPr>
+          <w:color w:val="000000" w:themeColor="text1"/>
+        </w:rPr>
         <w:t>Description:</w:t>
       </w:r>
     </w:p>
     <w:p>
       <w:pPr>
         <w:spacing w:after="100"/>
-      </w:pPr>
-      <w:r>
+        <w:rPr>
+          <w:color w:val="000000" w:themeColor="text1"/>
+        </w:rPr>
+      </w:pPr>
+      <w:r>
+        <w:rPr>
+          <w:color w:val="000000" w:themeColor="text1"/>
+        </w:rPr>
         <w:t>Attended final review and wrap-up session on April 7, 2026. Comprehensive review of all modules covered during the 12-week program, best practices discussion, career guidance, and preparation for final project presentations.</w:t>
       </w:r>
     </w:p>
@@ -500,8 +661,14 @@
       <w:pPr>
         <w:pStyle w:val="Heading3"/>
         <w:spacing w:before="100" w:after="80"/>
-      </w:pPr>
-      <w:r>
+        <w:rPr>
+          <w:color w:val="000000" w:themeColor="text1"/>
+        </w:rPr>
+      </w:pPr>
+      <w:r>
+        <w:rPr>
+          <w:color w:val="000000" w:themeColor="text1"/>
+        </w:rPr>
         <w:t>Session Components:</w:t>
       </w:r>
     </w:p>
@@ -512,8 +679,14 @@
           <w:ilvl w:val="0"/>
           <w:numId w:val="2"/>
         </w:numPr>
-      </w:pPr>
-      <w:r>
+        <w:rPr>
+          <w:color w:val="000000" w:themeColor="text1"/>
+        </w:rPr>
+      </w:pPr>
+      <w:r>
+        <w:rPr>
+          <w:color w:val="000000" w:themeColor="text1"/>
+        </w:rPr>
         <w:t>Complete program retrospective: Data Analytics → ML → DL → Azure Cloud</w:t>
       </w:r>
     </w:p>
@@ -524,8 +697,14 @@
           <w:ilvl w:val="0"/>
           <w:numId w:val="2"/>
         </w:numPr>
-      </w:pPr>
-      <w:r>
+        <w:rPr>
+          <w:color w:val="000000" w:themeColor="text1"/>
+        </w:rPr>
+      </w:pPr>
+      <w:r>
+        <w:rPr>
+          <w:color w:val="000000" w:themeColor="text1"/>
+        </w:rPr>
         <w:t>Industry best practices for AI/ML project deployment</w:t>
       </w:r>
     </w:p>
@@ -536,8 +715,14 @@
           <w:ilvl w:val="0"/>
           <w:numId w:val="2"/>
         </w:numPr>
-      </w:pPr>
-      <w:r>
+        <w:rPr>
+          <w:color w:val="000000" w:themeColor="text1"/>
+        </w:rPr>
+      </w:pPr>
+      <w:r>
+        <w:rPr>
+          <w:color w:val="000000" w:themeColor="text1"/>
+        </w:rPr>
         <w:t>Discussion on production-grade ML systems and scalability</w:t>
       </w:r>
     </w:p>
@@ -548,8 +733,14 @@
           <w:ilvl w:val="0"/>
           <w:numId w:val="2"/>
         </w:numPr>
-      </w:pPr>
-      <w:r>
+        <w:rPr>
+          <w:color w:val="000000" w:themeColor="text1"/>
+        </w:rPr>
+      </w:pPr>
+      <w:r>
+        <w:rPr>
+          <w:color w:val="000000" w:themeColor="text1"/>
+        </w:rPr>
         <w:t>Career guidance: Azure certifications roadmap (AZ-104, AI-900, DP-900)</w:t>
       </w:r>
     </w:p>
@@ -560,8 +751,14 @@
           <w:ilvl w:val="0"/>
           <w:numId w:val="2"/>
         </w:numPr>
-      </w:pPr>
-      <w:r>
+        <w:rPr>
+          <w:color w:val="000000" w:themeColor="text1"/>
+        </w:rPr>
+      </w:pPr>
+      <w:r>
+        <w:rPr>
+          <w:color w:val="000000" w:themeColor="text1"/>
+        </w:rPr>
         <w:t>Resume building tips: highlighting projects and certifications</w:t>
       </w:r>
     </w:p>
@@ -572,8 +769,14 @@
           <w:ilvl w:val="0"/>
           <w:numId w:val="2"/>
         </w:numPr>
-      </w:pPr>
-      <w:r>
+        <w:rPr>
+          <w:color w:val="000000" w:themeColor="text1"/>
+        </w:rPr>
+      </w:pPr>
+      <w:r>
+        <w:rPr>
+          <w:color w:val="000000" w:themeColor="text1"/>
+        </w:rPr>
         <w:t>Interview preparation guidance for AI/ML roles</w:t>
       </w:r>
     </w:p>
@@ -584,8 +787,14 @@
           <w:ilvl w:val="0"/>
           <w:numId w:val="2"/>
         </w:numPr>
-      </w:pPr>
-      <w:r>
+        <w:rPr>
+          <w:color w:val="000000" w:themeColor="text1"/>
+        </w:rPr>
+      </w:pPr>
+      <w:r>
+        <w:rPr>
+          <w:color w:val="000000" w:themeColor="text1"/>
+        </w:rPr>
         <w:t>Final project presentation guidelines and rubric</w:t>
       </w:r>
     </w:p>
@@ -596,8 +805,14 @@
           <w:ilvl w:val="0"/>
           <w:numId w:val="2"/>
         </w:numPr>
-      </w:pPr>
-      <w:r>
+        <w:rPr>
+          <w:color w:val="000000" w:themeColor="text1"/>
+        </w:rPr>
+      </w:pPr>
+      <w:r>
+        <w:rPr>
+          <w:color w:val="000000" w:themeColor="text1"/>
+        </w:rPr>
         <w:t>Q&amp;A session with all trainers</w:t>
       </w:r>
     </w:p>
@@ -605,16 +820,28 @@
       <w:pPr>
         <w:pStyle w:val="Heading3"/>
         <w:spacing w:before="120" w:after="80"/>
-      </w:pPr>
-      <w:r>
+        <w:rPr>
+          <w:color w:val="000000" w:themeColor="text1"/>
+        </w:rPr>
+      </w:pPr>
+      <w:r>
+        <w:rPr>
+          <w:color w:val="000000" w:themeColor="text1"/>
+        </w:rPr>
         <w:t>Key Takeaways:</w:t>
       </w:r>
     </w:p>
     <w:p>
       <w:pPr>
         <w:spacing w:after="200"/>
-      </w:pPr>
-      <w:r>
+        <w:rPr>
+          <w:color w:val="000000" w:themeColor="text1"/>
+        </w:rPr>
+      </w:pPr>
+      <w:r>
+        <w:rPr>
+          <w:color w:val="000000" w:themeColor="text1"/>
+        </w:rPr>
         <w:t>Gained complete understanding of end-to-end AI/ML project lifecycle: from data collection to cloud deployment. Learned importance of monitoring, logging, and continuous improvement in production systems. Received guidance on building portfolio projects for job applications. Understood career paths in Azure cloud engineering and AI/ML development.</w:t>
       </w:r>
     </w:p>
@@ -623,20 +850,25 @@
         <w:spacing w:after="200"/>
         <w:rPr>
           <w:noProof/>
+          <w:color w:val="000000" w:themeColor="text1"/>
         </w:rPr>
       </w:pPr>
     </w:p>
     <w:p>
       <w:pPr>
         <w:spacing w:after="200"/>
+        <w:rPr>
+          <w:color w:val="000000" w:themeColor="text1"/>
+        </w:rPr>
       </w:pPr>
       <w:r>
         <w:rPr>
           <w:noProof/>
+          <w:color w:val="000000" w:themeColor="text1"/>
         </w:rPr>
         <w:lastRenderedPageBreak/>
         <w:drawing>
-          <wp:inline distT="0" distB="0" distL="0" distR="0" wp14:anchorId="1EA5AAF4" wp14:editId="32F093E4">
+          <wp:inline distT="0" distB="0" distL="0" distR="0" wp14:anchorId="1EA5AAF4" wp14:editId="25CDB018">
             <wp:extent cx="6161049" cy="3238500"/>
             <wp:effectExtent l="0" t="0" r="0" b="0"/>
             <wp:docPr id="323413253" name="Picture 1"/>
@@ -694,12 +926,14 @@
         <w:rPr>
           <w:i/>
           <w:iCs/>
+          <w:color w:val="000000" w:themeColor="text1"/>
         </w:rPr>
       </w:pPr>
       <w:r>
         <w:rPr>
           <w:i/>
           <w:iCs/>
+          <w:color w:val="000000" w:themeColor="text1"/>
         </w:rPr>
         <w:t>Figure 1: End-to-end AI/ML lifecycle including data collection, model training, deployment, and monitoring.</w:t>
       </w:r>
@@ -708,8 +942,14 @@
       <w:pPr>
         <w:pStyle w:val="Heading2"/>
         <w:spacing w:before="200" w:after="100"/>
-      </w:pPr>
-      <w:r>
+        <w:rPr>
+          <w:color w:val="000000" w:themeColor="text1"/>
+        </w:rPr>
+      </w:pPr>
+      <w:r>
+        <w:rPr>
+          <w:color w:val="000000" w:themeColor="text1"/>
+        </w:rPr>
         <w:t>2. Week 11 Module: Advanced Azure Topics and Optimization</w:t>
       </w:r>
     </w:p>
@@ -717,16 +957,28 @@
       <w:pPr>
         <w:pStyle w:val="Heading3"/>
         <w:spacing w:before="100" w:after="80"/>
-      </w:pPr>
-      <w:r>
+        <w:rPr>
+          <w:color w:val="000000" w:themeColor="text1"/>
+        </w:rPr>
+      </w:pPr>
+      <w:r>
+        <w:rPr>
+          <w:color w:val="000000" w:themeColor="text1"/>
+        </w:rPr>
         <w:t>Description:</w:t>
       </w:r>
     </w:p>
     <w:p>
       <w:pPr>
         <w:spacing w:after="100"/>
-      </w:pPr>
-      <w:r>
+        <w:rPr>
+          <w:color w:val="000000" w:themeColor="text1"/>
+        </w:rPr>
+      </w:pPr>
+      <w:r>
+        <w:rPr>
+          <w:color w:val="000000" w:themeColor="text1"/>
+        </w:rPr>
         <w:t>Attended advanced Azure session on April 8, 2026, covering optimization techniques, cost management, performance tuning, and advanced architectural patterns for production systems.</w:t>
       </w:r>
     </w:p>
@@ -734,8 +986,14 @@
       <w:pPr>
         <w:pStyle w:val="Heading3"/>
         <w:spacing w:before="100" w:after="80"/>
-      </w:pPr>
-      <w:r>
+        <w:rPr>
+          <w:color w:val="000000" w:themeColor="text1"/>
+        </w:rPr>
+      </w:pPr>
+      <w:r>
+        <w:rPr>
+          <w:color w:val="000000" w:themeColor="text1"/>
+        </w:rPr>
         <w:t>Key Topics Covered:</w:t>
       </w:r>
     </w:p>
@@ -746,8 +1004,14 @@
           <w:ilvl w:val="0"/>
           <w:numId w:val="2"/>
         </w:numPr>
-      </w:pPr>
-      <w:r>
+        <w:rPr>
+          <w:color w:val="000000" w:themeColor="text1"/>
+        </w:rPr>
+      </w:pPr>
+      <w:r>
+        <w:rPr>
+          <w:color w:val="000000" w:themeColor="text1"/>
+        </w:rPr>
         <w:t>Azure cost optimization strategies and best practices</w:t>
       </w:r>
     </w:p>
@@ -758,8 +1022,14 @@
           <w:ilvl w:val="0"/>
           <w:numId w:val="2"/>
         </w:numPr>
-      </w:pPr>
-      <w:r>
+        <w:rPr>
+          <w:color w:val="000000" w:themeColor="text1"/>
+        </w:rPr>
+      </w:pPr>
+      <w:r>
+        <w:rPr>
+          <w:color w:val="000000" w:themeColor="text1"/>
+        </w:rPr>
         <w:t>Right-sizing resources: choosing appropriate VM sizes and tiers</w:t>
       </w:r>
     </w:p>
@@ -770,8 +1040,14 @@
           <w:ilvl w:val="0"/>
           <w:numId w:val="2"/>
         </w:numPr>
-      </w:pPr>
-      <w:r>
+        <w:rPr>
+          <w:color w:val="000000" w:themeColor="text1"/>
+        </w:rPr>
+      </w:pPr>
+      <w:r>
+        <w:rPr>
+          <w:color w:val="000000" w:themeColor="text1"/>
+        </w:rPr>
         <w:t>Azure Advisor recommendations for cost, security, and performance</w:t>
       </w:r>
     </w:p>
@@ -782,8 +1058,14 @@
           <w:ilvl w:val="0"/>
           <w:numId w:val="2"/>
         </w:numPr>
-      </w:pPr>
-      <w:r>
+        <w:rPr>
+          <w:color w:val="000000" w:themeColor="text1"/>
+        </w:rPr>
+      </w:pPr>
+      <w:r>
+        <w:rPr>
+          <w:color w:val="000000" w:themeColor="text1"/>
+        </w:rPr>
         <w:t>Reserved instances and savings plans</w:t>
       </w:r>
     </w:p>
@@ -794,8 +1076,14 @@
           <w:ilvl w:val="0"/>
           <w:numId w:val="2"/>
         </w:numPr>
-      </w:pPr>
-      <w:r>
+        <w:rPr>
+          <w:color w:val="000000" w:themeColor="text1"/>
+        </w:rPr>
+      </w:pPr>
+      <w:r>
+        <w:rPr>
+          <w:color w:val="000000" w:themeColor="text1"/>
+        </w:rPr>
         <w:t>Autoscaling strategies for Functions and App Services</w:t>
       </w:r>
     </w:p>
@@ -806,8 +1094,14 @@
           <w:ilvl w:val="0"/>
           <w:numId w:val="2"/>
         </w:numPr>
-      </w:pPr>
-      <w:r>
+        <w:rPr>
+          <w:color w:val="000000" w:themeColor="text1"/>
+        </w:rPr>
+      </w:pPr>
+      <w:r>
+        <w:rPr>
+          <w:color w:val="000000" w:themeColor="text1"/>
+        </w:rPr>
         <w:t>Content Delivery Network (CDN) for global distribution</w:t>
       </w:r>
     </w:p>
@@ -818,8 +1112,14 @@
           <w:ilvl w:val="0"/>
           <w:numId w:val="2"/>
         </w:numPr>
-      </w:pPr>
-      <w:r>
+        <w:rPr>
+          <w:color w:val="000000" w:themeColor="text1"/>
+        </w:rPr>
+      </w:pPr>
+      <w:r>
+        <w:rPr>
+          <w:color w:val="000000" w:themeColor="text1"/>
+        </w:rPr>
         <w:t>Azure Front Door for load balancing and acceleration</w:t>
       </w:r>
     </w:p>
@@ -830,8 +1130,14 @@
           <w:ilvl w:val="0"/>
           <w:numId w:val="2"/>
         </w:numPr>
-      </w:pPr>
-      <w:r>
+        <w:rPr>
+          <w:color w:val="000000" w:themeColor="text1"/>
+        </w:rPr>
+      </w:pPr>
+      <w:r>
+        <w:rPr>
+          <w:color w:val="000000" w:themeColor="text1"/>
+        </w:rPr>
         <w:t>Disaster recovery and business continuity planning</w:t>
       </w:r>
     </w:p>
@@ -842,8 +1148,14 @@
           <w:ilvl w:val="0"/>
           <w:numId w:val="2"/>
         </w:numPr>
-      </w:pPr>
-      <w:r>
+        <w:rPr>
+          <w:color w:val="000000" w:themeColor="text1"/>
+        </w:rPr>
+      </w:pPr>
+      <w:r>
+        <w:rPr>
+          <w:color w:val="000000" w:themeColor="text1"/>
+        </w:rPr>
         <w:t>High availability architectures with availability zones</w:t>
       </w:r>
     </w:p>
@@ -854,8 +1166,14 @@
           <w:ilvl w:val="0"/>
           <w:numId w:val="2"/>
         </w:numPr>
-      </w:pPr>
-      <w:r>
+        <w:rPr>
+          <w:color w:val="000000" w:themeColor="text1"/>
+        </w:rPr>
+      </w:pPr>
+      <w:r>
+        <w:rPr>
+          <w:color w:val="000000" w:themeColor="text1"/>
+        </w:rPr>
         <w:t>Performance testing and optimization techniques</w:t>
       </w:r>
     </w:p>
@@ -863,21 +1181,36 @@
       <w:pPr>
         <w:pStyle w:val="Heading3"/>
         <w:spacing w:before="120" w:after="80"/>
-      </w:pPr>
-      <w:r>
+        <w:rPr>
+          <w:color w:val="000000" w:themeColor="text1"/>
+        </w:rPr>
+      </w:pPr>
+      <w:r>
+        <w:rPr>
+          <w:color w:val="000000" w:themeColor="text1"/>
+        </w:rPr>
         <w:t>Practical Exercises:</w:t>
       </w:r>
     </w:p>
     <w:p>
       <w:pPr>
         <w:spacing w:after="200"/>
+        <w:rPr>
+          <w:color w:val="000000" w:themeColor="text1"/>
+        </w:rPr>
       </w:pPr>
       <w:proofErr w:type="spellStart"/>
       <w:r>
+        <w:rPr>
+          <w:color w:val="000000" w:themeColor="text1"/>
+        </w:rPr>
         <w:t>Analyzed</w:t>
       </w:r>
       <w:proofErr w:type="spellEnd"/>
       <w:r>
+        <w:rPr>
+          <w:color w:val="000000" w:themeColor="text1"/>
+        </w:rPr>
         <w:t xml:space="preserve"> project Azure costs using Cost Management + Billing. Identified optimization opportunities: lifecycle policies, function timeout reduction, right-sized Cosmos DB throughput. Configured budget alerts to prevent overspending. Reviewed Azure Advisor recommendations and implemented high-priority suggestions. Tested autoscaling configuration for Function App under load.</w:t>
       </w:r>
     </w:p>
@@ -885,8 +1218,14 @@
       <w:pPr>
         <w:pStyle w:val="Heading2"/>
         <w:spacing w:before="200" w:after="100"/>
-      </w:pPr>
-      <w:r>
+        <w:rPr>
+          <w:color w:val="000000" w:themeColor="text1"/>
+        </w:rPr>
+      </w:pPr>
+      <w:r>
+        <w:rPr>
+          <w:color w:val="000000" w:themeColor="text1"/>
+        </w:rPr>
         <w:t>3. GTU Project - Model Deployment and Azure Integration</w:t>
       </w:r>
     </w:p>
@@ -894,16 +1233,28 @@
       <w:pPr>
         <w:pStyle w:val="Heading3"/>
         <w:spacing w:before="100" w:after="80"/>
-      </w:pPr>
-      <w:r>
+        <w:rPr>
+          <w:color w:val="000000" w:themeColor="text1"/>
+        </w:rPr>
+      </w:pPr>
+      <w:r>
+        <w:rPr>
+          <w:color w:val="000000" w:themeColor="text1"/>
+        </w:rPr>
         <w:t>Description:</w:t>
       </w:r>
     </w:p>
     <w:p>
       <w:pPr>
         <w:spacing w:after="100"/>
-      </w:pPr>
-      <w:r>
+        <w:rPr>
+          <w:color w:val="000000" w:themeColor="text1"/>
+        </w:rPr>
+      </w:pPr>
+      <w:r>
+        <w:rPr>
+          <w:color w:val="000000" w:themeColor="text1"/>
+        </w:rPr>
         <w:t>Deployed trained models to Azure infrastructure and integrated all components into working surveillance system. This represents the practical application of 11 weeks of learning.</w:t>
       </w:r>
     </w:p>
@@ -911,8 +1262,14 @@
       <w:pPr>
         <w:pStyle w:val="Heading3"/>
         <w:spacing w:before="100" w:after="80"/>
-      </w:pPr>
-      <w:r>
+        <w:rPr>
+          <w:color w:val="000000" w:themeColor="text1"/>
+        </w:rPr>
+      </w:pPr>
+      <w:r>
+        <w:rPr>
+          <w:color w:val="000000" w:themeColor="text1"/>
+        </w:rPr>
         <w:t>Deployment Work Completed:</w:t>
       </w:r>
     </w:p>
@@ -923,57 +1280,87 @@
           <w:ilvl w:val="0"/>
           <w:numId w:val="2"/>
         </w:numPr>
-      </w:pPr>
-      <w:r>
+        <w:rPr>
+          <w:color w:val="000000" w:themeColor="text1"/>
+        </w:rPr>
+      </w:pPr>
+      <w:r>
+        <w:rPr>
+          <w:color w:val="000000" w:themeColor="text1"/>
+        </w:rPr>
+        <w:t>Packaged YOLOv8 model with dependencies for Azure Functions</w:t>
+      </w:r>
+    </w:p>
+    <w:p>
+      <w:pPr>
+        <w:pStyle w:val="ListParagraph"/>
+        <w:numPr>
+          <w:ilvl w:val="0"/>
+          <w:numId w:val="2"/>
+        </w:numPr>
+        <w:rPr>
+          <w:color w:val="000000" w:themeColor="text1"/>
+        </w:rPr>
+      </w:pPr>
+      <w:r>
+        <w:rPr>
+          <w:color w:val="000000" w:themeColor="text1"/>
+        </w:rPr>
+        <w:t>Created Azure Function with Blob trigger for video upload detection</w:t>
+      </w:r>
+    </w:p>
+    <w:p>
+      <w:pPr>
+        <w:pStyle w:val="ListParagraph"/>
+        <w:numPr>
+          <w:ilvl w:val="0"/>
+          <w:numId w:val="2"/>
+        </w:numPr>
+        <w:rPr>
+          <w:color w:val="000000" w:themeColor="text1"/>
+        </w:rPr>
+      </w:pPr>
+      <w:r>
+        <w:rPr>
+          <w:color w:val="000000" w:themeColor="text1"/>
+        </w:rPr>
+        <w:t>Implemented frame extraction and preprocessing pipeline</w:t>
+      </w:r>
+    </w:p>
+    <w:p>
+      <w:pPr>
+        <w:pStyle w:val="ListParagraph"/>
+        <w:numPr>
+          <w:ilvl w:val="0"/>
+          <w:numId w:val="2"/>
+        </w:numPr>
+        <w:rPr>
+          <w:color w:val="000000" w:themeColor="text1"/>
+        </w:rPr>
+      </w:pPr>
+      <w:r>
+        <w:rPr>
+          <w:color w:val="000000" w:themeColor="text1"/>
+        </w:rPr>
+        <w:t>Integrated YOLOv8 inference in serverless function</w:t>
+      </w:r>
+    </w:p>
+    <w:p>
+      <w:pPr>
+        <w:pStyle w:val="ListParagraph"/>
+        <w:numPr>
+          <w:ilvl w:val="0"/>
+          <w:numId w:val="2"/>
+        </w:numPr>
+        <w:rPr>
+          <w:color w:val="000000" w:themeColor="text1"/>
+        </w:rPr>
+      </w:pPr>
+      <w:r>
+        <w:rPr>
+          <w:color w:val="000000" w:themeColor="text1"/>
+        </w:rPr>
         <w:lastRenderedPageBreak/>
-        <w:t>Packaged YOLOv8 model with dependencies for Azure Functions</w:t>
-      </w:r>
-    </w:p>
-    <w:p>
-      <w:pPr>
-        <w:pStyle w:val="ListParagraph"/>
-        <w:numPr>
-          <w:ilvl w:val="0"/>
-          <w:numId w:val="2"/>
-        </w:numPr>
-      </w:pPr>
-      <w:r>
-        <w:t>Created Azure Function with Blob trigger for video upload detection</w:t>
-      </w:r>
-    </w:p>
-    <w:p>
-      <w:pPr>
-        <w:pStyle w:val="ListParagraph"/>
-        <w:numPr>
-          <w:ilvl w:val="0"/>
-          <w:numId w:val="2"/>
-        </w:numPr>
-      </w:pPr>
-      <w:r>
-        <w:t>Implemented frame extraction and preprocessing pipeline</w:t>
-      </w:r>
-    </w:p>
-    <w:p>
-      <w:pPr>
-        <w:pStyle w:val="ListParagraph"/>
-        <w:numPr>
-          <w:ilvl w:val="0"/>
-          <w:numId w:val="2"/>
-        </w:numPr>
-      </w:pPr>
-      <w:r>
-        <w:t>Integrated YOLOv8 inference in serverless function</w:t>
-      </w:r>
-    </w:p>
-    <w:p>
-      <w:pPr>
-        <w:pStyle w:val="ListParagraph"/>
-        <w:numPr>
-          <w:ilvl w:val="0"/>
-          <w:numId w:val="2"/>
-        </w:numPr>
-      </w:pPr>
-      <w:r>
         <w:t>Configured output binding to write detection results to Cosmos DB</w:t>
       </w:r>
     </w:p>
@@ -984,8 +1371,14 @@
           <w:ilvl w:val="0"/>
           <w:numId w:val="2"/>
         </w:numPr>
-      </w:pPr>
-      <w:r>
+        <w:rPr>
+          <w:color w:val="000000" w:themeColor="text1"/>
+        </w:rPr>
+      </w:pPr>
+      <w:r>
+        <w:rPr>
+          <w:color w:val="000000" w:themeColor="text1"/>
+        </w:rPr>
         <w:t>Implemented simple anomaly detection logic (rule-based for demo)</w:t>
       </w:r>
     </w:p>
@@ -996,8 +1389,14 @@
           <w:ilvl w:val="0"/>
           <w:numId w:val="2"/>
         </w:numPr>
-      </w:pPr>
-      <w:r>
+        <w:rPr>
+          <w:color w:val="000000" w:themeColor="text1"/>
+        </w:rPr>
+      </w:pPr>
+      <w:r>
+        <w:rPr>
+          <w:color w:val="000000" w:themeColor="text1"/>
+        </w:rPr>
         <w:t>Setup email notification using SendGrid for high-confidence alerts</w:t>
       </w:r>
     </w:p>
@@ -1008,8 +1407,14 @@
           <w:ilvl w:val="0"/>
           <w:numId w:val="2"/>
         </w:numPr>
-      </w:pPr>
-      <w:r>
+        <w:rPr>
+          <w:color w:val="000000" w:themeColor="text1"/>
+        </w:rPr>
+      </w:pPr>
+      <w:r>
+        <w:rPr>
+          <w:color w:val="000000" w:themeColor="text1"/>
+        </w:rPr>
         <w:t>Stored processed frames in Blob Storage 'processed-frames' container</w:t>
       </w:r>
     </w:p>
@@ -1020,8 +1425,14 @@
           <w:ilvl w:val="0"/>
           <w:numId w:val="2"/>
         </w:numPr>
-      </w:pPr>
-      <w:r>
+        <w:rPr>
+          <w:color w:val="000000" w:themeColor="text1"/>
+        </w:rPr>
+      </w:pPr>
+      <w:r>
+        <w:rPr>
+          <w:color w:val="000000" w:themeColor="text1"/>
+        </w:rPr>
         <w:t>Retrieved secrets from Key Vault (connection strings, API keys)</w:t>
       </w:r>
     </w:p>
@@ -1029,29 +1440,45 @@
       <w:pPr>
         <w:pStyle w:val="Heading3"/>
         <w:spacing w:before="120" w:after="80"/>
-      </w:pPr>
-      <w:r>
+        <w:rPr>
+          <w:color w:val="000000" w:themeColor="text1"/>
+        </w:rPr>
+      </w:pPr>
+      <w:r>
+        <w:rPr>
+          <w:color w:val="000000" w:themeColor="text1"/>
+        </w:rPr>
         <w:t>Testing Results:</w:t>
       </w:r>
     </w:p>
     <w:p>
       <w:pPr>
         <w:spacing w:after="200"/>
-      </w:pPr>
-      <w:r>
+        <w:rPr>
+          <w:color w:val="000000" w:themeColor="text1"/>
+        </w:rPr>
+      </w:pPr>
+      <w:r>
+        <w:rPr>
+          <w:color w:val="000000" w:themeColor="text1"/>
+        </w:rPr>
         <w:t>Uploaded 5 test surveillance videos to Blob Storage. Function triggered automatically for each upload. YOLOv8 detected objects (person, vehicle) with 70-85% confidence. Detection data written to Cosmos DB successfully. Email alerts sent for 2 high-confidence detections. Processed frames saved to output container. Average processing time: 15-20 seconds per video. End-to-end pipeline validated successfully.</w:t>
       </w:r>
     </w:p>
     <w:p>
       <w:pPr>
         <w:spacing w:after="200"/>
+        <w:rPr>
+          <w:color w:val="000000" w:themeColor="text1"/>
+        </w:rPr>
       </w:pPr>
       <w:r>
         <w:rPr>
           <w:noProof/>
+          <w:color w:val="000000" w:themeColor="text1"/>
         </w:rPr>
         <w:drawing>
-          <wp:inline distT="0" distB="0" distL="0" distR="0" wp14:anchorId="64E293C2" wp14:editId="6D4609BD">
+          <wp:inline distT="0" distB="0" distL="0" distR="0" wp14:anchorId="64E293C2" wp14:editId="25A42935">
             <wp:extent cx="6301740" cy="2476484"/>
             <wp:effectExtent l="0" t="0" r="3810" b="635"/>
             <wp:docPr id="7705657" name="Picture 2"/>
@@ -1100,12 +1527,14 @@
         <w:rPr>
           <w:i/>
           <w:iCs/>
+          <w:color w:val="000000" w:themeColor="text1"/>
         </w:rPr>
       </w:pPr>
       <w:r>
         <w:rPr>
           <w:i/>
           <w:iCs/>
+          <w:color w:val="000000" w:themeColor="text1"/>
         </w:rPr>
         <w:t>Figure 2: Serverless architecture where video uploads to Blob Storage trigger Azure Functions for AI inference and store results in Cosmos DB.</w:t>
       </w:r>
@@ -1114,8 +1543,14 @@
       <w:pPr>
         <w:pStyle w:val="Heading2"/>
         <w:spacing w:before="200" w:after="100"/>
-      </w:pPr>
-      <w:r>
+        <w:rPr>
+          <w:color w:val="000000" w:themeColor="text1"/>
+        </w:rPr>
+      </w:pPr>
+      <w:r>
+        <w:rPr>
+          <w:color w:val="000000" w:themeColor="text1"/>
+        </w:rPr>
         <w:t>4. GTU Project - Power BI Dashboard Development</w:t>
       </w:r>
     </w:p>
@@ -1123,16 +1558,28 @@
       <w:pPr>
         <w:pStyle w:val="Heading3"/>
         <w:spacing w:before="100" w:after="80"/>
-      </w:pPr>
-      <w:r>
+        <w:rPr>
+          <w:color w:val="000000" w:themeColor="text1"/>
+        </w:rPr>
+      </w:pPr>
+      <w:r>
+        <w:rPr>
+          <w:color w:val="000000" w:themeColor="text1"/>
+        </w:rPr>
         <w:t>Description:</w:t>
       </w:r>
     </w:p>
     <w:p>
       <w:pPr>
         <w:spacing w:after="100"/>
-      </w:pPr>
-      <w:r>
+        <w:rPr>
+          <w:color w:val="000000" w:themeColor="text1"/>
+        </w:rPr>
+      </w:pPr>
+      <w:r>
+        <w:rPr>
+          <w:color w:val="000000" w:themeColor="text1"/>
+        </w:rPr>
         <w:t>Built interactive Power BI dashboard to visualize detection metrics, alerts timeline, and system performance. Applied learning from Week 3-4 Power BI modules.</w:t>
       </w:r>
     </w:p>
@@ -1140,8 +1587,14 @@
       <w:pPr>
         <w:pStyle w:val="Heading3"/>
         <w:spacing w:before="100" w:after="80"/>
-      </w:pPr>
-      <w:r>
+        <w:rPr>
+          <w:color w:val="000000" w:themeColor="text1"/>
+        </w:rPr>
+      </w:pPr>
+      <w:r>
+        <w:rPr>
+          <w:color w:val="000000" w:themeColor="text1"/>
+        </w:rPr>
         <w:t>Dashboard Components:</w:t>
       </w:r>
     </w:p>
@@ -1152,8 +1605,14 @@
           <w:ilvl w:val="0"/>
           <w:numId w:val="2"/>
         </w:numPr>
-      </w:pPr>
-      <w:r>
+        <w:rPr>
+          <w:color w:val="000000" w:themeColor="text1"/>
+        </w:rPr>
+      </w:pPr>
+      <w:r>
+        <w:rPr>
+          <w:color w:val="000000" w:themeColor="text1"/>
+        </w:rPr>
         <w:t>Connected Power BI Desktop to Azure Cosmos DB using connector</w:t>
       </w:r>
     </w:p>
@@ -1164,8 +1623,14 @@
           <w:ilvl w:val="0"/>
           <w:numId w:val="2"/>
         </w:numPr>
-      </w:pPr>
-      <w:r>
+        <w:rPr>
+          <w:color w:val="000000" w:themeColor="text1"/>
+        </w:rPr>
+      </w:pPr>
+      <w:r>
+        <w:rPr>
+          <w:color w:val="000000" w:themeColor="text1"/>
+        </w:rPr>
         <w:t>Imported detection data from 'Alerts' container</w:t>
       </w:r>
     </w:p>
@@ -1176,8 +1641,14 @@
           <w:ilvl w:val="0"/>
           <w:numId w:val="2"/>
         </w:numPr>
-      </w:pPr>
-      <w:r>
+        <w:rPr>
+          <w:color w:val="000000" w:themeColor="text1"/>
+        </w:rPr>
+      </w:pPr>
+      <w:r>
+        <w:rPr>
+          <w:color w:val="000000" w:themeColor="text1"/>
+        </w:rPr>
         <w:t>Created Page 1: Overview Dashboard with KPI cards</w:t>
       </w:r>
     </w:p>
@@ -1188,8 +1659,14 @@
           <w:ilvl w:val="0"/>
           <w:numId w:val="2"/>
         </w:numPr>
-      </w:pPr>
-      <w:r>
+        <w:rPr>
+          <w:color w:val="000000" w:themeColor="text1"/>
+        </w:rPr>
+      </w:pPr>
+      <w:r>
+        <w:rPr>
+          <w:color w:val="000000" w:themeColor="text1"/>
+        </w:rPr>
         <w:t>Total Detections card, High Confidence Alerts card, Processing Time card</w:t>
       </w:r>
     </w:p>
@@ -1200,8 +1677,14 @@
           <w:ilvl w:val="0"/>
           <w:numId w:val="2"/>
         </w:numPr>
-      </w:pPr>
-      <w:r>
+        <w:rPr>
+          <w:color w:val="000000" w:themeColor="text1"/>
+        </w:rPr>
+      </w:pPr>
+      <w:r>
+        <w:rPr>
+          <w:color w:val="000000" w:themeColor="text1"/>
+        </w:rPr>
         <w:t>Bar chart: Detections by Object Class (person, vehicle)</w:t>
       </w:r>
     </w:p>
@@ -1212,8 +1695,14 @@
           <w:ilvl w:val="0"/>
           <w:numId w:val="2"/>
         </w:numPr>
-      </w:pPr>
-      <w:r>
+        <w:rPr>
+          <w:color w:val="000000" w:themeColor="text1"/>
+        </w:rPr>
+      </w:pPr>
+      <w:r>
+        <w:rPr>
+          <w:color w:val="000000" w:themeColor="text1"/>
+        </w:rPr>
         <w:t>Line chart: Detections over Time (timeline visualization)</w:t>
       </w:r>
     </w:p>
@@ -1224,8 +1713,14 @@
           <w:ilvl w:val="0"/>
           <w:numId w:val="2"/>
         </w:numPr>
-      </w:pPr>
-      <w:r>
+        <w:rPr>
+          <w:color w:val="000000" w:themeColor="text1"/>
+        </w:rPr>
+      </w:pPr>
+      <w:r>
+        <w:rPr>
+          <w:color w:val="000000" w:themeColor="text1"/>
+        </w:rPr>
         <w:t>Created Page 2: Alert Details with table visualization</w:t>
       </w:r>
     </w:p>
@@ -1236,8 +1731,14 @@
           <w:ilvl w:val="0"/>
           <w:numId w:val="2"/>
         </w:numPr>
-      </w:pPr>
-      <w:r>
+        <w:rPr>
+          <w:color w:val="000000" w:themeColor="text1"/>
+        </w:rPr>
+      </w:pPr>
+      <w:r>
+        <w:rPr>
+          <w:color w:val="000000" w:themeColor="text1"/>
+        </w:rPr>
         <w:t>Added slicers: Date range, Object class, Confidence threshold</w:t>
       </w:r>
     </w:p>
@@ -1248,8 +1749,14 @@
           <w:ilvl w:val="0"/>
           <w:numId w:val="2"/>
         </w:numPr>
-      </w:pPr>
-      <w:r>
+        <w:rPr>
+          <w:color w:val="000000" w:themeColor="text1"/>
+        </w:rPr>
+      </w:pPr>
+      <w:r>
+        <w:rPr>
+          <w:color w:val="000000" w:themeColor="text1"/>
+        </w:rPr>
         <w:t>Applied conditional formatting: high confidence alerts in red</w:t>
       </w:r>
     </w:p>
@@ -1260,35 +1767,64 @@
           <w:ilvl w:val="0"/>
           <w:numId w:val="2"/>
         </w:numPr>
-      </w:pPr>
-      <w:r>
+        <w:rPr>
+          <w:color w:val="000000" w:themeColor="text1"/>
+        </w:rPr>
+      </w:pPr>
+      <w:r>
+        <w:rPr>
+          <w:color w:val="000000" w:themeColor="text1"/>
+        </w:rPr>
         <w:t>Published dashboard to Power BI Service</w:t>
       </w:r>
     </w:p>
-    <w:p/>
+    <w:p>
+      <w:pPr>
+        <w:rPr>
+          <w:color w:val="000000" w:themeColor="text1"/>
+        </w:rPr>
+      </w:pPr>
+    </w:p>
     <w:p>
       <w:pPr>
         <w:pStyle w:val="Heading3"/>
         <w:spacing w:before="120" w:after="80"/>
-      </w:pPr>
-      <w:r>
-        <w:lastRenderedPageBreak/>
+        <w:rPr>
+          <w:color w:val="000000" w:themeColor="text1"/>
+        </w:rPr>
+      </w:pPr>
+      <w:r>
+        <w:rPr>
+          <w:color w:val="000000" w:themeColor="text1"/>
+        </w:rPr>
         <w:t>Dashboard Features:</w:t>
       </w:r>
     </w:p>
     <w:p>
       <w:pPr>
         <w:spacing w:after="200"/>
-      </w:pPr>
-      <w:r>
+        <w:rPr>
+          <w:color w:val="000000" w:themeColor="text1"/>
+        </w:rPr>
+      </w:pPr>
+      <w:r>
+        <w:rPr>
+          <w:color w:val="000000" w:themeColor="text1"/>
+        </w:rPr>
         <w:t xml:space="preserve">Interactive filtering with slicers. Drill-down capability on charts. Auto-refresh configured for real-time updates. Mobile-friendly layout for tablet/phone viewing. Professional </w:t>
       </w:r>
       <w:proofErr w:type="spellStart"/>
       <w:r>
+        <w:rPr>
+          <w:color w:val="000000" w:themeColor="text1"/>
+        </w:rPr>
         <w:t>color</w:t>
       </w:r>
       <w:proofErr w:type="spellEnd"/>
       <w:r>
+        <w:rPr>
+          <w:color w:val="000000" w:themeColor="text1"/>
+        </w:rPr>
         <w:t xml:space="preserve"> scheme with consistent theme. Tooltips showing detailed information on hover.</w:t>
       </w:r>
     </w:p>
@@ -1296,8 +1832,14 @@
       <w:pPr>
         <w:pStyle w:val="Heading2"/>
         <w:spacing w:before="200" w:after="100"/>
-      </w:pPr>
-      <w:r>
+        <w:rPr>
+          <w:color w:val="000000" w:themeColor="text1"/>
+        </w:rPr>
+      </w:pPr>
+      <w:r>
+        <w:rPr>
+          <w:color w:val="000000" w:themeColor="text1"/>
+        </w:rPr>
         <w:t>5. GTU Project - End-to-End Testing and Documentation</w:t>
       </w:r>
     </w:p>
@@ -1305,16 +1847,29 @@
       <w:pPr>
         <w:pStyle w:val="Heading3"/>
         <w:spacing w:before="100" w:after="80"/>
-      </w:pPr>
-      <w:r>
+        <w:rPr>
+          <w:color w:val="000000" w:themeColor="text1"/>
+        </w:rPr>
+      </w:pPr>
+      <w:r>
+        <w:rPr>
+          <w:color w:val="000000" w:themeColor="text1"/>
+        </w:rPr>
         <w:t>Description:</w:t>
       </w:r>
     </w:p>
     <w:p>
       <w:pPr>
         <w:spacing w:after="100"/>
-      </w:pPr>
-      <w:r>
+        <w:rPr>
+          <w:color w:val="000000" w:themeColor="text1"/>
+        </w:rPr>
+      </w:pPr>
+      <w:r>
+        <w:rPr>
+          <w:color w:val="000000" w:themeColor="text1"/>
+        </w:rPr>
+        <w:lastRenderedPageBreak/>
         <w:t>Performed comprehensive system testing and created technical documentation for project submission and presentation.</w:t>
       </w:r>
     </w:p>
@@ -1322,8 +1877,14 @@
       <w:pPr>
         <w:pStyle w:val="Heading3"/>
         <w:spacing w:before="100" w:after="80"/>
-      </w:pPr>
-      <w:r>
+        <w:rPr>
+          <w:color w:val="000000" w:themeColor="text1"/>
+        </w:rPr>
+      </w:pPr>
+      <w:r>
+        <w:rPr>
+          <w:color w:val="000000" w:themeColor="text1"/>
+        </w:rPr>
         <w:t>Testing Performed:</w:t>
       </w:r>
     </w:p>
@@ -1334,8 +1895,14 @@
           <w:ilvl w:val="0"/>
           <w:numId w:val="2"/>
         </w:numPr>
-      </w:pPr>
-      <w:r>
+        <w:rPr>
+          <w:color w:val="000000" w:themeColor="text1"/>
+        </w:rPr>
+      </w:pPr>
+      <w:r>
+        <w:rPr>
+          <w:color w:val="000000" w:themeColor="text1"/>
+        </w:rPr>
         <w:t>Functional testing: Verified each component works independently</w:t>
       </w:r>
     </w:p>
@@ -1346,8 +1913,14 @@
           <w:ilvl w:val="0"/>
           <w:numId w:val="2"/>
         </w:numPr>
-      </w:pPr>
-      <w:r>
+        <w:rPr>
+          <w:color w:val="000000" w:themeColor="text1"/>
+        </w:rPr>
+      </w:pPr>
+      <w:r>
+        <w:rPr>
+          <w:color w:val="000000" w:themeColor="text1"/>
+        </w:rPr>
         <w:t>Integration testing: Tested Blob → Function → Cosmos DB → Power BI flow</w:t>
       </w:r>
     </w:p>
@@ -1358,8 +1931,14 @@
           <w:ilvl w:val="0"/>
           <w:numId w:val="2"/>
         </w:numPr>
-      </w:pPr>
-      <w:r>
+        <w:rPr>
+          <w:color w:val="000000" w:themeColor="text1"/>
+        </w:rPr>
+      </w:pPr>
+      <w:r>
+        <w:rPr>
+          <w:color w:val="000000" w:themeColor="text1"/>
+        </w:rPr>
         <w:t>Performance testing: Measured processing time for different video sizes</w:t>
       </w:r>
     </w:p>
@@ -1370,8 +1949,14 @@
           <w:ilvl w:val="0"/>
           <w:numId w:val="2"/>
         </w:numPr>
-      </w:pPr>
-      <w:r>
+        <w:rPr>
+          <w:color w:val="000000" w:themeColor="text1"/>
+        </w:rPr>
+      </w:pPr>
+      <w:r>
+        <w:rPr>
+          <w:color w:val="000000" w:themeColor="text1"/>
+        </w:rPr>
         <w:t>Alert testing: Verified email notifications trigger correctly</w:t>
       </w:r>
     </w:p>
@@ -1382,16 +1967,28 @@
           <w:ilvl w:val="0"/>
           <w:numId w:val="2"/>
         </w:numPr>
-      </w:pPr>
-      <w:r>
+        <w:rPr>
+          <w:color w:val="000000" w:themeColor="text1"/>
+        </w:rPr>
+      </w:pPr>
+      <w:r>
+        <w:rPr>
+          <w:color w:val="000000" w:themeColor="text1"/>
+        </w:rPr>
         <w:t xml:space="preserve">Error handling: Tested </w:t>
       </w:r>
       <w:proofErr w:type="spellStart"/>
       <w:r>
+        <w:rPr>
+          <w:color w:val="000000" w:themeColor="text1"/>
+        </w:rPr>
         <w:t>behavior</w:t>
       </w:r>
       <w:proofErr w:type="spellEnd"/>
       <w:r>
+        <w:rPr>
+          <w:color w:val="000000" w:themeColor="text1"/>
+        </w:rPr>
         <w:t xml:space="preserve"> with invalid inputs</w:t>
       </w:r>
     </w:p>
@@ -1402,8 +1999,14 @@
           <w:ilvl w:val="0"/>
           <w:numId w:val="2"/>
         </w:numPr>
-      </w:pPr>
-      <w:r>
+        <w:rPr>
+          <w:color w:val="000000" w:themeColor="text1"/>
+        </w:rPr>
+      </w:pPr>
+      <w:r>
+        <w:rPr>
+          <w:color w:val="000000" w:themeColor="text1"/>
+        </w:rPr>
         <w:t>Monitored Application Insights for errors and warnings</w:t>
       </w:r>
     </w:p>
@@ -1414,8 +2017,14 @@
           <w:ilvl w:val="0"/>
           <w:numId w:val="2"/>
         </w:numPr>
-      </w:pPr>
-      <w:r>
+        <w:rPr>
+          <w:color w:val="000000" w:themeColor="text1"/>
+        </w:rPr>
+      </w:pPr>
+      <w:r>
+        <w:rPr>
+          <w:color w:val="000000" w:themeColor="text1"/>
+        </w:rPr>
         <w:t>Documented test results and identified minor issues for fixes</w:t>
       </w:r>
     </w:p>
@@ -1423,8 +2032,14 @@
       <w:pPr>
         <w:pStyle w:val="Heading3"/>
         <w:spacing w:before="120" w:after="80"/>
-      </w:pPr>
-      <w:r>
+        <w:rPr>
+          <w:color w:val="000000" w:themeColor="text1"/>
+        </w:rPr>
+      </w:pPr>
+      <w:r>
+        <w:rPr>
+          <w:color w:val="000000" w:themeColor="text1"/>
+        </w:rPr>
         <w:t>Documentation Created:</w:t>
       </w:r>
     </w:p>
@@ -1435,8 +2050,14 @@
           <w:ilvl w:val="0"/>
           <w:numId w:val="2"/>
         </w:numPr>
-      </w:pPr>
-      <w:r>
+        <w:rPr>
+          <w:color w:val="000000" w:themeColor="text1"/>
+        </w:rPr>
+      </w:pPr>
+      <w:r>
+        <w:rPr>
+          <w:color w:val="000000" w:themeColor="text1"/>
+        </w:rPr>
         <w:t>System Architecture Diagram (updated with all components)</w:t>
       </w:r>
     </w:p>
@@ -1447,8 +2068,14 @@
           <w:ilvl w:val="0"/>
           <w:numId w:val="2"/>
         </w:numPr>
-      </w:pPr>
-      <w:r>
+        <w:rPr>
+          <w:color w:val="000000" w:themeColor="text1"/>
+        </w:rPr>
+      </w:pPr>
+      <w:r>
+        <w:rPr>
+          <w:color w:val="000000" w:themeColor="text1"/>
+        </w:rPr>
         <w:t>Deployment Guide: step-by-step Azure resource setup</w:t>
       </w:r>
     </w:p>
@@ -1459,8 +2086,14 @@
           <w:ilvl w:val="0"/>
           <w:numId w:val="2"/>
         </w:numPr>
-      </w:pPr>
-      <w:r>
+        <w:rPr>
+          <w:color w:val="000000" w:themeColor="text1"/>
+        </w:rPr>
+      </w:pPr>
+      <w:r>
+        <w:rPr>
+          <w:color w:val="000000" w:themeColor="text1"/>
+        </w:rPr>
         <w:t>User Manual: how to upload videos and view dashboard</w:t>
       </w:r>
     </w:p>
@@ -1471,8 +2104,14 @@
           <w:ilvl w:val="0"/>
           <w:numId w:val="2"/>
         </w:numPr>
-      </w:pPr>
-      <w:r>
+        <w:rPr>
+          <w:color w:val="000000" w:themeColor="text1"/>
+        </w:rPr>
+      </w:pPr>
+      <w:r>
+        <w:rPr>
+          <w:color w:val="000000" w:themeColor="text1"/>
+        </w:rPr>
         <w:t>Technical Documentation: code structure, API endpoints</w:t>
       </w:r>
     </w:p>
@@ -1483,8 +2122,14 @@
           <w:ilvl w:val="0"/>
           <w:numId w:val="2"/>
         </w:numPr>
-      </w:pPr>
-      <w:r>
+        <w:rPr>
+          <w:color w:val="000000" w:themeColor="text1"/>
+        </w:rPr>
+      </w:pPr>
+      <w:r>
+        <w:rPr>
+          <w:color w:val="000000" w:themeColor="text1"/>
+        </w:rPr>
         <w:t>Testing Report: test cases, results, known limitations</w:t>
       </w:r>
     </w:p>
@@ -1495,19 +2140,35 @@
           <w:ilvl w:val="0"/>
           <w:numId w:val="2"/>
         </w:numPr>
-      </w:pPr>
-      <w:r>
+        <w:rPr>
+          <w:color w:val="000000" w:themeColor="text1"/>
+        </w:rPr>
+      </w:pPr>
+      <w:r>
+        <w:rPr>
+          <w:color w:val="000000" w:themeColor="text1"/>
+        </w:rPr>
         <w:t>Updated GitHub README with complete project information</w:t>
       </w:r>
     </w:p>
-    <w:p/>
+    <w:p>
+      <w:pPr>
+        <w:rPr>
+          <w:color w:val="000000" w:themeColor="text1"/>
+        </w:rPr>
+      </w:pPr>
+    </w:p>
     <w:p>
       <w:pPr>
         <w:spacing w:after="200"/>
+        <w:rPr>
+          <w:color w:val="000000" w:themeColor="text1"/>
+        </w:rPr>
       </w:pPr>
       <w:r>
         <w:rPr>
           <w:noProof/>
+          <w:color w:val="000000" w:themeColor="text1"/>
         </w:rPr>
         <w:drawing>
           <wp:inline distT="0" distB="0" distL="0" distR="0" wp14:anchorId="04C86C2C" wp14:editId="15D37F68">
@@ -1559,37 +2220,30 @@
         <w:rPr>
           <w:i/>
           <w:iCs/>
+          <w:color w:val="000000" w:themeColor="text1"/>
         </w:rPr>
       </w:pPr>
       <w:r>
         <w:rPr>
           <w:i/>
           <w:iCs/>
-        </w:rPr>
-        <w:t xml:space="preserve">Figure </w:t>
-      </w:r>
-      <w:r>
-        <w:rPr>
-          <w:i/>
-          <w:iCs/>
-        </w:rPr>
-        <w:t>3</w:t>
-      </w:r>
-      <w:r>
-        <w:rPr>
-          <w:i/>
-          <w:iCs/>
-        </w:rPr>
-        <w:t>: Overall system architecture integrating video ingestion, AI detection, cloud storage, and visualization dashboard.</w:t>
+          <w:color w:val="000000" w:themeColor="text1"/>
+        </w:rPr>
+        <w:t>Figure 3: Overall system architecture integrating video ingestion, AI detection, cloud storage, and visualization dashboard.</w:t>
       </w:r>
     </w:p>
     <w:p>
       <w:pPr>
         <w:pStyle w:val="Heading2"/>
         <w:spacing w:before="200" w:after="100"/>
-      </w:pPr>
-      <w:r>
-        <w:lastRenderedPageBreak/>
+        <w:rPr>
+          <w:color w:val="000000" w:themeColor="text1"/>
+        </w:rPr>
+      </w:pPr>
+      <w:r>
+        <w:rPr>
+          <w:color w:val="000000" w:themeColor="text1"/>
+        </w:rPr>
         <w:t>6. Final Presentation and Demo Preparation</w:t>
       </w:r>
     </w:p>
@@ -1597,16 +2251,28 @@
       <w:pPr>
         <w:pStyle w:val="Heading3"/>
         <w:spacing w:before="100" w:after="80"/>
-      </w:pPr>
-      <w:r>
+        <w:rPr>
+          <w:color w:val="000000" w:themeColor="text1"/>
+        </w:rPr>
+      </w:pPr>
+      <w:r>
+        <w:rPr>
+          <w:color w:val="000000" w:themeColor="text1"/>
+        </w:rPr>
         <w:t>Description:</w:t>
       </w:r>
     </w:p>
     <w:p>
       <w:pPr>
         <w:spacing w:after="100"/>
-      </w:pPr>
-      <w:r>
+        <w:rPr>
+          <w:color w:val="000000" w:themeColor="text1"/>
+        </w:rPr>
+      </w:pPr>
+      <w:r>
+        <w:rPr>
+          <w:color w:val="000000" w:themeColor="text1"/>
+        </w:rPr>
         <w:t>Prepared comprehensive final presentation covering 12-week internship journey, learning achievements, project implementation, and outcomes.</w:t>
       </w:r>
     </w:p>
@@ -1614,8 +2280,14 @@
       <w:pPr>
         <w:pStyle w:val="Heading3"/>
         <w:spacing w:before="100" w:after="80"/>
-      </w:pPr>
-      <w:r>
+        <w:rPr>
+          <w:color w:val="000000" w:themeColor="text1"/>
+        </w:rPr>
+      </w:pPr>
+      <w:r>
+        <w:rPr>
+          <w:color w:val="000000" w:themeColor="text1"/>
+        </w:rPr>
         <w:t>Presentation Components:</w:t>
       </w:r>
     </w:p>
@@ -1626,8 +2298,14 @@
           <w:ilvl w:val="0"/>
           <w:numId w:val="2"/>
         </w:numPr>
-      </w:pPr>
-      <w:r>
+        <w:rPr>
+          <w:color w:val="000000" w:themeColor="text1"/>
+        </w:rPr>
+      </w:pPr>
+      <w:r>
+        <w:rPr>
+          <w:color w:val="000000" w:themeColor="text1"/>
+        </w:rPr>
         <w:t>Updated PowerPoint presentation (30 slides)</w:t>
       </w:r>
     </w:p>
@@ -1638,8 +2316,14 @@
           <w:ilvl w:val="0"/>
           <w:numId w:val="2"/>
         </w:numPr>
-      </w:pPr>
-      <w:r>
+        <w:rPr>
+          <w:color w:val="000000" w:themeColor="text1"/>
+        </w:rPr>
+      </w:pPr>
+      <w:r>
+        <w:rPr>
+          <w:color w:val="000000" w:themeColor="text1"/>
+        </w:rPr>
         <w:t>Internship overview and learning journey (Weeks 1-11)</w:t>
       </w:r>
     </w:p>
@@ -1650,8 +2334,14 @@
           <w:ilvl w:val="0"/>
           <w:numId w:val="2"/>
         </w:numPr>
-      </w:pPr>
-      <w:r>
+        <w:rPr>
+          <w:color w:val="000000" w:themeColor="text1"/>
+        </w:rPr>
+      </w:pPr>
+      <w:r>
+        <w:rPr>
+          <w:color w:val="000000" w:themeColor="text1"/>
+        </w:rPr>
         <w:t>Skills acquired: Data Analytics, ML, DL, Azure Cloud, DevOps</w:t>
       </w:r>
     </w:p>
@@ -1662,8 +2352,14 @@
           <w:ilvl w:val="0"/>
           <w:numId w:val="2"/>
         </w:numPr>
-      </w:pPr>
-      <w:r>
+        <w:rPr>
+          <w:color w:val="000000" w:themeColor="text1"/>
+        </w:rPr>
+      </w:pPr>
+      <w:r>
+        <w:rPr>
+          <w:color w:val="000000" w:themeColor="text1"/>
+        </w:rPr>
         <w:t>Certification achieved: Microsoft Azure Fundamentals (AZ-900)</w:t>
       </w:r>
     </w:p>
@@ -1674,8 +2370,14 @@
           <w:ilvl w:val="0"/>
           <w:numId w:val="2"/>
         </w:numPr>
-      </w:pPr>
-      <w:r>
+        <w:rPr>
+          <w:color w:val="000000" w:themeColor="text1"/>
+        </w:rPr>
+      </w:pPr>
+      <w:r>
+        <w:rPr>
+          <w:color w:val="000000" w:themeColor="text1"/>
+        </w:rPr>
         <w:t>Project implementation details and architecture</w:t>
       </w:r>
     </w:p>
@@ -1686,8 +2388,15 @@
           <w:ilvl w:val="0"/>
           <w:numId w:val="2"/>
         </w:numPr>
-      </w:pPr>
-      <w:r>
+        <w:rPr>
+          <w:color w:val="000000" w:themeColor="text1"/>
+        </w:rPr>
+      </w:pPr>
+      <w:r>
+        <w:rPr>
+          <w:color w:val="000000" w:themeColor="text1"/>
+        </w:rPr>
+        <w:lastRenderedPageBreak/>
         <w:t>Live demo script: video upload → detection → dashboard</w:t>
       </w:r>
     </w:p>
@@ -1698,8 +2407,14 @@
           <w:ilvl w:val="0"/>
           <w:numId w:val="2"/>
         </w:numPr>
-      </w:pPr>
-      <w:r>
+        <w:rPr>
+          <w:color w:val="000000" w:themeColor="text1"/>
+        </w:rPr>
+      </w:pPr>
+      <w:r>
+        <w:rPr>
+          <w:color w:val="000000" w:themeColor="text1"/>
+        </w:rPr>
         <w:t>Results and achievements summary</w:t>
       </w:r>
     </w:p>
@@ -1710,8 +2425,14 @@
           <w:ilvl w:val="0"/>
           <w:numId w:val="2"/>
         </w:numPr>
-      </w:pPr>
-      <w:r>
+        <w:rPr>
+          <w:color w:val="000000" w:themeColor="text1"/>
+        </w:rPr>
+      </w:pPr>
+      <w:r>
+        <w:rPr>
+          <w:color w:val="000000" w:themeColor="text1"/>
+        </w:rPr>
         <w:t>Future enhancements and learning goals</w:t>
       </w:r>
     </w:p>
@@ -1719,26 +2440,42 @@
       <w:pPr>
         <w:pStyle w:val="Heading3"/>
         <w:spacing w:before="120" w:after="80"/>
-      </w:pPr>
-      <w:r>
+        <w:rPr>
+          <w:color w:val="000000" w:themeColor="text1"/>
+        </w:rPr>
+      </w:pPr>
+      <w:r>
+        <w:rPr>
+          <w:color w:val="000000" w:themeColor="text1"/>
+        </w:rPr>
         <w:t>Demo Preparation:</w:t>
       </w:r>
     </w:p>
     <w:p>
       <w:pPr>
         <w:spacing w:after="400"/>
-      </w:pPr>
-      <w:r>
+        <w:rPr>
+          <w:color w:val="000000" w:themeColor="text1"/>
+        </w:rPr>
+      </w:pPr>
+      <w:r>
+        <w:rPr>
+          <w:color w:val="000000" w:themeColor="text1"/>
+        </w:rPr>
         <w:t>Recorded demonstration video (5 minutes) showing complete workflow. Prepared 3 sample surveillance videos for live demo. Created backup slides in case of technical issues. Practiced presentation delivery and timing (15-20 minutes total). Prepared answers for anticipated questions. Set up screen sharing and demo environment.</w:t>
       </w:r>
     </w:p>
     <w:p>
       <w:pPr>
         <w:spacing w:after="400"/>
+        <w:rPr>
+          <w:color w:val="000000" w:themeColor="text1"/>
+        </w:rPr>
       </w:pPr>
       <w:r>
         <w:rPr>
           <w:noProof/>
+          <w:color w:val="000000" w:themeColor="text1"/>
         </w:rPr>
         <w:drawing>
           <wp:inline distT="0" distB="0" distL="0" distR="0" wp14:anchorId="76B6B2E4" wp14:editId="5C1DB918">
@@ -1790,37 +2527,30 @@
         <w:rPr>
           <w:i/>
           <w:iCs/>
+          <w:color w:val="000000" w:themeColor="text1"/>
         </w:rPr>
       </w:pPr>
       <w:r>
         <w:rPr>
           <w:i/>
           <w:iCs/>
-        </w:rPr>
-        <w:t xml:space="preserve">Figure </w:t>
-      </w:r>
-      <w:r>
-        <w:rPr>
-          <w:i/>
-          <w:iCs/>
-        </w:rPr>
-        <w:t xml:space="preserve">4: </w:t>
-      </w:r>
-      <w:r>
-        <w:rPr>
-          <w:i/>
-          <w:iCs/>
-        </w:rPr>
-        <w:t>Model deployment workflow demonstrating how trained models are integrated into cloud infrastructure for real-time inference.</w:t>
+          <w:color w:val="000000" w:themeColor="text1"/>
+        </w:rPr>
+        <w:t>Figure 4: Model deployment workflow demonstrating how trained models are integrated into cloud infrastructure for real-time inference.</w:t>
       </w:r>
     </w:p>
     <w:p>
       <w:pPr>
         <w:pStyle w:val="Heading1"/>
         <w:spacing w:before="300" w:after="200"/>
-      </w:pPr>
-      <w:r>
-        <w:lastRenderedPageBreak/>
+        <w:rPr>
+          <w:color w:val="000000" w:themeColor="text1"/>
+        </w:rPr>
+      </w:pPr>
+      <w:r>
+        <w:rPr>
+          <w:color w:val="000000" w:themeColor="text1"/>
+        </w:rPr>
         <w:t>Plans for next week:</w:t>
       </w:r>
     </w:p>
@@ -1828,8 +2558,14 @@
       <w:pPr>
         <w:pStyle w:val="Heading2"/>
         <w:spacing w:before="150" w:after="80"/>
-      </w:pPr>
-      <w:r>
+        <w:rPr>
+          <w:color w:val="000000" w:themeColor="text1"/>
+        </w:rPr>
+      </w:pPr>
+      <w:r>
+        <w:rPr>
+          <w:color w:val="000000" w:themeColor="text1"/>
+        </w:rPr>
         <w:t>1. Week 12: Final Presentation and Project Submission</w:t>
       </w:r>
     </w:p>
@@ -1840,8 +2576,14 @@
           <w:ilvl w:val="0"/>
           <w:numId w:val="2"/>
         </w:numPr>
-      </w:pPr>
-      <w:r>
+        <w:rPr>
+          <w:color w:val="000000" w:themeColor="text1"/>
+        </w:rPr>
+      </w:pPr>
+      <w:r>
+        <w:rPr>
+          <w:color w:val="000000" w:themeColor="text1"/>
+        </w:rPr>
         <w:t>Deliver final internship presentation to MS Elevate panel</w:t>
       </w:r>
     </w:p>
@@ -1852,8 +2594,14 @@
           <w:ilvl w:val="0"/>
           <w:numId w:val="2"/>
         </w:numPr>
-      </w:pPr>
-      <w:r>
+        <w:rPr>
+          <w:color w:val="000000" w:themeColor="text1"/>
+        </w:rPr>
+      </w:pPr>
+      <w:r>
+        <w:rPr>
+          <w:color w:val="000000" w:themeColor="text1"/>
+        </w:rPr>
         <w:t>Conduct live system demonstration</w:t>
       </w:r>
     </w:p>
@@ -1864,8 +2612,14 @@
           <w:ilvl w:val="0"/>
           <w:numId w:val="2"/>
         </w:numPr>
-      </w:pPr>
-      <w:r>
+        <w:rPr>
+          <w:color w:val="000000" w:themeColor="text1"/>
+        </w:rPr>
+      </w:pPr>
+      <w:r>
+        <w:rPr>
+          <w:color w:val="000000" w:themeColor="text1"/>
+        </w:rPr>
         <w:t>Answer questions from evaluators</w:t>
       </w:r>
     </w:p>
@@ -1876,22 +2630,37 @@
           <w:ilvl w:val="0"/>
           <w:numId w:val="2"/>
         </w:numPr>
-      </w:pPr>
-      <w:r>
+        <w:rPr>
+          <w:color w:val="000000" w:themeColor="text1"/>
+        </w:rPr>
+      </w:pPr>
+      <w:r>
+        <w:rPr>
+          <w:color w:val="000000" w:themeColor="text1"/>
+        </w:rPr>
         <w:t>Submit all project deliverables and documentation</w:t>
       </w:r>
     </w:p>
     <w:p>
       <w:pPr>
         <w:spacing w:after="120"/>
+        <w:rPr>
+          <w:color w:val="000000" w:themeColor="text1"/>
+        </w:rPr>
       </w:pPr>
     </w:p>
     <w:p>
       <w:pPr>
         <w:pStyle w:val="Heading2"/>
         <w:spacing w:before="150" w:after="80"/>
-      </w:pPr>
-      <w:r>
+        <w:rPr>
+          <w:color w:val="000000" w:themeColor="text1"/>
+        </w:rPr>
+      </w:pPr>
+      <w:r>
+        <w:rPr>
+          <w:color w:val="000000" w:themeColor="text1"/>
+        </w:rPr>
         <w:t>2. GTU Project Final Submission</w:t>
       </w:r>
     </w:p>
@@ -1902,8 +2671,14 @@
           <w:ilvl w:val="0"/>
           <w:numId w:val="2"/>
         </w:numPr>
-      </w:pPr>
-      <w:r>
+        <w:rPr>
+          <w:color w:val="000000" w:themeColor="text1"/>
+        </w:rPr>
+      </w:pPr>
+      <w:r>
+        <w:rPr>
+          <w:color w:val="000000" w:themeColor="text1"/>
+        </w:rPr>
         <w:t>Submit final project report to GTU</w:t>
       </w:r>
     </w:p>
@@ -1914,8 +2689,14 @@
           <w:ilvl w:val="0"/>
           <w:numId w:val="2"/>
         </w:numPr>
-      </w:pPr>
-      <w:r>
+        <w:rPr>
+          <w:color w:val="000000" w:themeColor="text1"/>
+        </w:rPr>
+      </w:pPr>
+      <w:r>
+        <w:rPr>
+          <w:color w:val="000000" w:themeColor="text1"/>
+        </w:rPr>
         <w:t>Upload project code to GitHub repository</w:t>
       </w:r>
     </w:p>
@@ -1926,8 +2707,14 @@
           <w:ilvl w:val="0"/>
           <w:numId w:val="2"/>
         </w:numPr>
-      </w:pPr>
-      <w:r>
+        <w:rPr>
+          <w:color w:val="000000" w:themeColor="text1"/>
+        </w:rPr>
+      </w:pPr>
+      <w:r>
+        <w:rPr>
+          <w:color w:val="000000" w:themeColor="text1"/>
+        </w:rPr>
         <w:t>Submit all weekly reports (Weeks 1-12)</w:t>
       </w:r>
     </w:p>
@@ -1938,22 +2725,38 @@
           <w:ilvl w:val="0"/>
           <w:numId w:val="2"/>
         </w:numPr>
-      </w:pPr>
-      <w:r>
+        <w:rPr>
+          <w:color w:val="000000" w:themeColor="text1"/>
+        </w:rPr>
+      </w:pPr>
+      <w:r>
+        <w:rPr>
+          <w:color w:val="000000" w:themeColor="text1"/>
+        </w:rPr>
+        <w:lastRenderedPageBreak/>
         <w:t>Complete SAL Institute internship requirements</w:t>
       </w:r>
     </w:p>
     <w:p>
       <w:pPr>
         <w:spacing w:after="120"/>
+        <w:rPr>
+          <w:color w:val="000000" w:themeColor="text1"/>
+        </w:rPr>
       </w:pPr>
     </w:p>
     <w:p>
       <w:pPr>
         <w:pStyle w:val="Heading2"/>
         <w:spacing w:before="150" w:after="80"/>
-      </w:pPr>
-      <w:r>
+        <w:rPr>
+          <w:color w:val="000000" w:themeColor="text1"/>
+        </w:rPr>
+      </w:pPr>
+      <w:r>
+        <w:rPr>
+          <w:color w:val="000000" w:themeColor="text1"/>
+        </w:rPr>
         <w:t>3. Internship Completion Certificate Collection</w:t>
       </w:r>
     </w:p>
@@ -1964,8 +2767,14 @@
           <w:ilvl w:val="0"/>
           <w:numId w:val="2"/>
         </w:numPr>
-      </w:pPr>
-      <w:r>
+        <w:rPr>
+          <w:color w:val="000000" w:themeColor="text1"/>
+        </w:rPr>
+      </w:pPr>
+      <w:r>
+        <w:rPr>
+          <w:color w:val="000000" w:themeColor="text1"/>
+        </w:rPr>
         <w:t>Receive Microsoft Elevate Program completion certificate</w:t>
       </w:r>
     </w:p>
@@ -1976,8 +2785,14 @@
           <w:ilvl w:val="0"/>
           <w:numId w:val="2"/>
         </w:numPr>
-      </w:pPr>
-      <w:r>
+        <w:rPr>
+          <w:color w:val="000000" w:themeColor="text1"/>
+        </w:rPr>
+      </w:pPr>
+      <w:r>
+        <w:rPr>
+          <w:color w:val="000000" w:themeColor="text1"/>
+        </w:rPr>
         <w:t>Collect internship recommendation letter</w:t>
       </w:r>
     </w:p>
@@ -1988,22 +2803,37 @@
           <w:ilvl w:val="0"/>
           <w:numId w:val="2"/>
         </w:numPr>
-      </w:pPr>
-      <w:r>
+        <w:rPr>
+          <w:color w:val="000000" w:themeColor="text1"/>
+        </w:rPr>
+      </w:pPr>
+      <w:r>
+        <w:rPr>
+          <w:color w:val="000000" w:themeColor="text1"/>
+        </w:rPr>
         <w:t>Add certifications and achievements to resume/LinkedIn</w:t>
       </w:r>
     </w:p>
     <w:p>
       <w:pPr>
         <w:spacing w:after="120"/>
+        <w:rPr>
+          <w:color w:val="000000" w:themeColor="text1"/>
+        </w:rPr>
       </w:pPr>
     </w:p>
     <w:p>
       <w:pPr>
         <w:pStyle w:val="Heading2"/>
         <w:spacing w:before="150" w:after="80"/>
-      </w:pPr>
-      <w:r>
+        <w:rPr>
+          <w:color w:val="000000" w:themeColor="text1"/>
+        </w:rPr>
+      </w:pPr>
+      <w:r>
+        <w:rPr>
+          <w:color w:val="000000" w:themeColor="text1"/>
+        </w:rPr>
         <w:t>4. Internship Reflection and Future Planning</w:t>
       </w:r>
     </w:p>
@@ -2014,8 +2844,14 @@
           <w:ilvl w:val="0"/>
           <w:numId w:val="2"/>
         </w:numPr>
-      </w:pPr>
-      <w:r>
+        <w:rPr>
+          <w:color w:val="000000" w:themeColor="text1"/>
+        </w:rPr>
+      </w:pPr>
+      <w:r>
+        <w:rPr>
+          <w:color w:val="000000" w:themeColor="text1"/>
+        </w:rPr>
         <w:t>Write internship experience reflection</w:t>
       </w:r>
     </w:p>
@@ -2026,8 +2862,14 @@
           <w:ilvl w:val="0"/>
           <w:numId w:val="2"/>
         </w:numPr>
-      </w:pPr>
-      <w:r>
+        <w:rPr>
+          <w:color w:val="000000" w:themeColor="text1"/>
+        </w:rPr>
+      </w:pPr>
+      <w:r>
+        <w:rPr>
+          <w:color w:val="000000" w:themeColor="text1"/>
+        </w:rPr>
         <w:t>Document key learnings and skills developed</w:t>
       </w:r>
     </w:p>
@@ -2038,8 +2880,14 @@
           <w:ilvl w:val="0"/>
           <w:numId w:val="2"/>
         </w:numPr>
-      </w:pPr>
-      <w:r>
+        <w:rPr>
+          <w:color w:val="000000" w:themeColor="text1"/>
+        </w:rPr>
+      </w:pPr>
+      <w:r>
+        <w:rPr>
+          <w:color w:val="000000" w:themeColor="text1"/>
+        </w:rPr>
         <w:t>Plan next steps: advanced certifications (AZ-104, AI-900)</w:t>
       </w:r>
     </w:p>
@@ -2050,47 +2898,73 @@
           <w:ilvl w:val="0"/>
           <w:numId w:val="2"/>
         </w:numPr>
-      </w:pPr>
-      <w:r>
+        <w:rPr>
+          <w:color w:val="000000" w:themeColor="text1"/>
+        </w:rPr>
+      </w:pPr>
+      <w:r>
+        <w:rPr>
+          <w:color w:val="000000" w:themeColor="text1"/>
+        </w:rPr>
         <w:t>Identify areas for continued learning and improvement</w:t>
       </w:r>
     </w:p>
     <w:p>
       <w:pPr>
         <w:spacing w:after="400"/>
+        <w:rPr>
+          <w:color w:val="000000" w:themeColor="text1"/>
+        </w:rPr>
       </w:pPr>
     </w:p>
     <w:p>
       <w:pPr>
         <w:spacing w:before="200" w:after="240"/>
+        <w:rPr>
+          <w:color w:val="000000" w:themeColor="text1"/>
+        </w:rPr>
       </w:pPr>
       <w:r>
         <w:rPr>
           <w:b/>
           <w:bCs/>
+          <w:color w:val="000000" w:themeColor="text1"/>
         </w:rPr>
         <w:t xml:space="preserve">Total Working Hours: </w:t>
       </w:r>
       <w:r>
+        <w:rPr>
+          <w:color w:val="000000" w:themeColor="text1"/>
+        </w:rPr>
         <w:t>40 hours</w:t>
       </w:r>
     </w:p>
     <w:p>
       <w:pPr>
         <w:spacing w:after="400"/>
-      </w:pPr>
-      <w:r>
+        <w:rPr>
+          <w:color w:val="000000" w:themeColor="text1"/>
+        </w:rPr>
+      </w:pPr>
+      <w:r>
+        <w:rPr>
+          <w:color w:val="000000" w:themeColor="text1"/>
+        </w:rPr>
         <w:t>Signature of Student: _____________________</w:t>
       </w:r>
     </w:p>
     <w:p>
       <w:pPr>
         <w:spacing w:before="200" w:after="120"/>
+        <w:rPr>
+          <w:color w:val="000000" w:themeColor="text1"/>
+        </w:rPr>
       </w:pPr>
       <w:r>
         <w:rPr>
           <w:b/>
           <w:bCs/>
+          <w:color w:val="000000" w:themeColor="text1"/>
         </w:rPr>
         <w:t>The above entries are correct, and the grading of work done by Trainee is:</w:t>
       </w:r>
@@ -2124,12 +2998,6 @@
         <w:tc>
           <w:tcPr>
             <w:tcW w:w="1560" w:type="dxa"/>
-            <w:tcBorders>
-              <w:top w:val="single" w:sz="1" w:space="0" w:color="000000"/>
-              <w:left w:val="single" w:sz="1" w:space="0" w:color="000000"/>
-              <w:bottom w:val="single" w:sz="1" w:space="0" w:color="000000"/>
-              <w:right w:val="single" w:sz="1" w:space="0" w:color="000000"/>
-            </w:tcBorders>
             <w:shd w:val="clear" w:color="auto" w:fill="D5E8F0"/>
             <w:tcMar>
               <w:top w:w="100" w:type="dxa"/>
@@ -2141,11 +3009,15 @@
           <w:p>
             <w:pPr>
               <w:jc w:val="center"/>
+              <w:rPr>
+                <w:color w:val="000000" w:themeColor="text1"/>
+              </w:rPr>
             </w:pPr>
             <w:r>
               <w:rPr>
                 <w:b/>
                 <w:bCs/>
+                <w:color w:val="000000" w:themeColor="text1"/>
               </w:rPr>
               <w:t>Excellent</w:t>
             </w:r>
@@ -2154,12 +3026,6 @@
         <w:tc>
           <w:tcPr>
             <w:tcW w:w="1560" w:type="dxa"/>
-            <w:tcBorders>
-              <w:top w:val="single" w:sz="1" w:space="0" w:color="000000"/>
-              <w:left w:val="single" w:sz="1" w:space="0" w:color="000000"/>
-              <w:bottom w:val="single" w:sz="1" w:space="0" w:color="000000"/>
-              <w:right w:val="single" w:sz="1" w:space="0" w:color="000000"/>
-            </w:tcBorders>
             <w:shd w:val="clear" w:color="auto" w:fill="D5E8F0"/>
             <w:tcMar>
               <w:top w:w="100" w:type="dxa"/>
@@ -2171,11 +3037,15 @@
           <w:p>
             <w:pPr>
               <w:jc w:val="center"/>
+              <w:rPr>
+                <w:color w:val="000000" w:themeColor="text1"/>
+              </w:rPr>
             </w:pPr>
             <w:r>
               <w:rPr>
                 <w:b/>
                 <w:bCs/>
+                <w:color w:val="000000" w:themeColor="text1"/>
               </w:rPr>
               <w:t>Very Good</w:t>
             </w:r>
@@ -2184,12 +3054,6 @@
         <w:tc>
           <w:tcPr>
             <w:tcW w:w="1560" w:type="dxa"/>
-            <w:tcBorders>
-              <w:top w:val="single" w:sz="1" w:space="0" w:color="000000"/>
-              <w:left w:val="single" w:sz="1" w:space="0" w:color="000000"/>
-              <w:bottom w:val="single" w:sz="1" w:space="0" w:color="000000"/>
-              <w:right w:val="single" w:sz="1" w:space="0" w:color="000000"/>
-            </w:tcBorders>
             <w:shd w:val="clear" w:color="auto" w:fill="D5E8F0"/>
             <w:tcMar>
               <w:top w:w="100" w:type="dxa"/>
@@ -2201,11 +3065,15 @@
           <w:p>
             <w:pPr>
               <w:jc w:val="center"/>
+              <w:rPr>
+                <w:color w:val="000000" w:themeColor="text1"/>
+              </w:rPr>
             </w:pPr>
             <w:r>
               <w:rPr>
                 <w:b/>
                 <w:bCs/>
+                <w:color w:val="000000" w:themeColor="text1"/>
               </w:rPr>
               <w:t>Good</w:t>
             </w:r>
@@ -2214,12 +3082,6 @@
         <w:tc>
           <w:tcPr>
             <w:tcW w:w="1560" w:type="dxa"/>
-            <w:tcBorders>
-              <w:top w:val="single" w:sz="1" w:space="0" w:color="000000"/>
-              <w:left w:val="single" w:sz="1" w:space="0" w:color="000000"/>
-              <w:bottom w:val="single" w:sz="1" w:space="0" w:color="000000"/>
-              <w:right w:val="single" w:sz="1" w:space="0" w:color="000000"/>
-            </w:tcBorders>
             <w:shd w:val="clear" w:color="auto" w:fill="D5E8F0"/>
             <w:tcMar>
               <w:top w:w="100" w:type="dxa"/>
@@ -2231,11 +3093,15 @@
           <w:p>
             <w:pPr>
               <w:jc w:val="center"/>
+              <w:rPr>
+                <w:color w:val="000000" w:themeColor="text1"/>
+              </w:rPr>
             </w:pPr>
             <w:r>
               <w:rPr>
                 <w:b/>
                 <w:bCs/>
+                <w:color w:val="000000" w:themeColor="text1"/>
               </w:rPr>
               <w:t>Fair</w:t>
             </w:r>
@@ -2244,12 +3110,6 @@
         <w:tc>
           <w:tcPr>
             <w:tcW w:w="1560" w:type="dxa"/>
-            <w:tcBorders>
-              <w:top w:val="single" w:sz="1" w:space="0" w:color="000000"/>
-              <w:left w:val="single" w:sz="1" w:space="0" w:color="000000"/>
-              <w:bottom w:val="single" w:sz="1" w:space="0" w:color="000000"/>
-              <w:right w:val="single" w:sz="1" w:space="0" w:color="000000"/>
-            </w:tcBorders>
             <w:shd w:val="clear" w:color="auto" w:fill="D5E8F0"/>
             <w:tcMar>
               <w:top w:w="100" w:type="dxa"/>
@@ -2261,11 +3121,15 @@
           <w:p>
             <w:pPr>
               <w:jc w:val="center"/>
+              <w:rPr>
+                <w:color w:val="000000" w:themeColor="text1"/>
+              </w:rPr>
             </w:pPr>
             <w:r>
               <w:rPr>
                 <w:b/>
                 <w:bCs/>
+                <w:color w:val="000000" w:themeColor="text1"/>
               </w:rPr>
               <w:t>Below Average</w:t>
             </w:r>
@@ -2274,12 +3138,6 @@
         <w:tc>
           <w:tcPr>
             <w:tcW w:w="1560" w:type="dxa"/>
-            <w:tcBorders>
-              <w:top w:val="single" w:sz="1" w:space="0" w:color="000000"/>
-              <w:left w:val="single" w:sz="1" w:space="0" w:color="000000"/>
-              <w:bottom w:val="single" w:sz="1" w:space="0" w:color="000000"/>
-              <w:right w:val="single" w:sz="1" w:space="0" w:color="000000"/>
-            </w:tcBorders>
             <w:shd w:val="clear" w:color="auto" w:fill="D5E8F0"/>
             <w:tcMar>
               <w:top w:w="100" w:type="dxa"/>
@@ -2291,11 +3149,15 @@
           <w:p>
             <w:pPr>
               <w:jc w:val="center"/>
+              <w:rPr>
+                <w:color w:val="000000" w:themeColor="text1"/>
+              </w:rPr>
             </w:pPr>
             <w:r>
               <w:rPr>
                 <w:b/>
                 <w:bCs/>
+                <w:color w:val="000000" w:themeColor="text1"/>
               </w:rPr>
               <w:t>Poor</w:t>
             </w:r>
@@ -2306,12 +3168,6 @@
         <w:tc>
           <w:tcPr>
             <w:tcW w:w="1560" w:type="dxa"/>
-            <w:tcBorders>
-              <w:top w:val="single" w:sz="1" w:space="0" w:color="000000"/>
-              <w:left w:val="single" w:sz="1" w:space="0" w:color="000000"/>
-              <w:bottom w:val="single" w:sz="1" w:space="0" w:color="000000"/>
-              <w:right w:val="single" w:sz="1" w:space="0" w:color="000000"/>
-            </w:tcBorders>
             <w:tcMar>
               <w:top w:w="100" w:type="dxa"/>
               <w:left w:w="120" w:type="dxa"/>
@@ -2322,8 +3178,14 @@
           <w:p>
             <w:pPr>
               <w:jc w:val="center"/>
+              <w:rPr>
+                <w:color w:val="000000" w:themeColor="text1"/>
+              </w:rPr>
             </w:pPr>
             <w:r>
+              <w:rPr>
+                <w:color w:val="000000" w:themeColor="text1"/>
+              </w:rPr>
               <w:t>☐</w:t>
             </w:r>
           </w:p>
@@ -2331,12 +3193,6 @@
         <w:tc>
           <w:tcPr>
             <w:tcW w:w="1560" w:type="dxa"/>
-            <w:tcBorders>
-              <w:top w:val="single" w:sz="1" w:space="0" w:color="000000"/>
-              <w:left w:val="single" w:sz="1" w:space="0" w:color="000000"/>
-              <w:bottom w:val="single" w:sz="1" w:space="0" w:color="000000"/>
-              <w:right w:val="single" w:sz="1" w:space="0" w:color="000000"/>
-            </w:tcBorders>
             <w:tcMar>
               <w:top w:w="100" w:type="dxa"/>
               <w:left w:w="120" w:type="dxa"/>
@@ -2347,8 +3203,14 @@
           <w:p>
             <w:pPr>
               <w:jc w:val="center"/>
+              <w:rPr>
+                <w:color w:val="000000" w:themeColor="text1"/>
+              </w:rPr>
             </w:pPr>
             <w:r>
+              <w:rPr>
+                <w:color w:val="000000" w:themeColor="text1"/>
+              </w:rPr>
               <w:t>☐</w:t>
             </w:r>
           </w:p>
@@ -2356,12 +3218,6 @@
         <w:tc>
           <w:tcPr>
             <w:tcW w:w="1560" w:type="dxa"/>
-            <w:tcBorders>
-              <w:top w:val="single" w:sz="1" w:space="0" w:color="000000"/>
-              <w:left w:val="single" w:sz="1" w:space="0" w:color="000000"/>
-              <w:bottom w:val="single" w:sz="1" w:space="0" w:color="000000"/>
-              <w:right w:val="single" w:sz="1" w:space="0" w:color="000000"/>
-            </w:tcBorders>
             <w:tcMar>
               <w:top w:w="100" w:type="dxa"/>
               <w:left w:w="120" w:type="dxa"/>
@@ -2372,8 +3228,14 @@
           <w:p>
             <w:pPr>
               <w:jc w:val="center"/>
+              <w:rPr>
+                <w:color w:val="000000" w:themeColor="text1"/>
+              </w:rPr>
             </w:pPr>
             <w:r>
+              <w:rPr>
+                <w:color w:val="000000" w:themeColor="text1"/>
+              </w:rPr>
               <w:t>☐</w:t>
             </w:r>
           </w:p>
@@ -2381,12 +3243,6 @@
         <w:tc>
           <w:tcPr>
             <w:tcW w:w="1560" w:type="dxa"/>
-            <w:tcBorders>
-              <w:top w:val="single" w:sz="1" w:space="0" w:color="000000"/>
-              <w:left w:val="single" w:sz="1" w:space="0" w:color="000000"/>
-              <w:bottom w:val="single" w:sz="1" w:space="0" w:color="000000"/>
-              <w:right w:val="single" w:sz="1" w:space="0" w:color="000000"/>
-            </w:tcBorders>
             <w:tcMar>
               <w:top w:w="100" w:type="dxa"/>
               <w:left w:w="120" w:type="dxa"/>
@@ -2397,8 +3253,14 @@
           <w:p>
             <w:pPr>
               <w:jc w:val="center"/>
+              <w:rPr>
+                <w:color w:val="000000" w:themeColor="text1"/>
+              </w:rPr>
             </w:pPr>
             <w:r>
+              <w:rPr>
+                <w:color w:val="000000" w:themeColor="text1"/>
+              </w:rPr>
               <w:t>☐</w:t>
             </w:r>
           </w:p>
@@ -2406,12 +3268,6 @@
         <w:tc>
           <w:tcPr>
             <w:tcW w:w="1560" w:type="dxa"/>
-            <w:tcBorders>
-              <w:top w:val="single" w:sz="1" w:space="0" w:color="000000"/>
-              <w:left w:val="single" w:sz="1" w:space="0" w:color="000000"/>
-              <w:bottom w:val="single" w:sz="1" w:space="0" w:color="000000"/>
-              <w:right w:val="single" w:sz="1" w:space="0" w:color="000000"/>
-            </w:tcBorders>
             <w:tcMar>
               <w:top w:w="100" w:type="dxa"/>
               <w:left w:w="120" w:type="dxa"/>
@@ -2422,8 +3278,14 @@
           <w:p>
             <w:pPr>
               <w:jc w:val="center"/>
+              <w:rPr>
+                <w:color w:val="000000" w:themeColor="text1"/>
+              </w:rPr>
             </w:pPr>
             <w:r>
+              <w:rPr>
+                <w:color w:val="000000" w:themeColor="text1"/>
+              </w:rPr>
               <w:t>☐</w:t>
             </w:r>
           </w:p>
@@ -2431,12 +3293,6 @@
         <w:tc>
           <w:tcPr>
             <w:tcW w:w="1560" w:type="dxa"/>
-            <w:tcBorders>
-              <w:top w:val="single" w:sz="1" w:space="0" w:color="000000"/>
-              <w:left w:val="single" w:sz="1" w:space="0" w:color="000000"/>
-              <w:bottom w:val="single" w:sz="1" w:space="0" w:color="000000"/>
-              <w:right w:val="single" w:sz="1" w:space="0" w:color="000000"/>
-            </w:tcBorders>
             <w:tcMar>
               <w:top w:w="100" w:type="dxa"/>
               <w:left w:w="120" w:type="dxa"/>
@@ -2447,8 +3303,14 @@
           <w:p>
             <w:pPr>
               <w:jc w:val="center"/>
+              <w:rPr>
+                <w:color w:val="000000" w:themeColor="text1"/>
+              </w:rPr>
             </w:pPr>
             <w:r>
+              <w:rPr>
+                <w:color w:val="000000" w:themeColor="text1"/>
+              </w:rPr>
               <w:t>☐</w:t>
             </w:r>
           </w:p>
@@ -2458,26 +3320,48 @@
     <w:p>
       <w:pPr>
         <w:spacing w:after="300"/>
+        <w:rPr>
+          <w:color w:val="000000" w:themeColor="text1"/>
+        </w:rPr>
       </w:pPr>
     </w:p>
     <w:p>
       <w:pPr>
         <w:spacing w:after="120"/>
-      </w:pPr>
-      <w:r>
+        <w:rPr>
+          <w:color w:val="000000" w:themeColor="text1"/>
+        </w:rPr>
+      </w:pPr>
+      <w:r>
+        <w:rPr>
+          <w:color w:val="000000" w:themeColor="text1"/>
+        </w:rPr>
         <w:t xml:space="preserve">Signature of External Guide with Company Seal: </w:t>
       </w:r>
     </w:p>
     <w:p>
       <w:pPr>
         <w:spacing w:after="240"/>
-      </w:pPr>
-      <w:r>
-        <w:t>Date: ___________</w:t>
+        <w:rPr>
+          <w:color w:val="000000" w:themeColor="text1"/>
+        </w:rPr>
+      </w:pPr>
+      <w:r>
+        <w:rPr>
+          <w:color w:val="000000" w:themeColor="text1"/>
+        </w:rPr>
+        <w:t>Date:</w:t>
+      </w:r>
+      <w:r>
+        <w:rPr>
+          <w:color w:val="000000" w:themeColor="text1"/>
+        </w:rPr>
+        <w:t xml:space="preserve"> 18/04/2026</w:t>
       </w:r>
       <w:r>
         <w:rPr>
           <w:noProof/>
+          <w:color w:val="000000" w:themeColor="text1"/>
         </w:rPr>
         <w:drawing>
           <wp:inline distT="0" distB="0" distL="0" distR="0" wp14:anchorId="6912E0C4" wp14:editId="1445B811">
@@ -2525,18 +3409,38 @@
     <w:p>
       <w:pPr>
         <w:spacing w:after="120"/>
-      </w:pPr>
-      <w:r>
+        <w:rPr>
+          <w:color w:val="000000" w:themeColor="text1"/>
+        </w:rPr>
+      </w:pPr>
+      <w:r>
+        <w:rPr>
+          <w:color w:val="000000" w:themeColor="text1"/>
+        </w:rPr>
         <w:t>Signature of Internal Guide: _____________________</w:t>
       </w:r>
     </w:p>
     <w:p>
-      <w:r>
-        <w:t>Date: ___________</w:t>
+      <w:pPr>
+        <w:rPr>
+          <w:color w:val="000000" w:themeColor="text1"/>
+        </w:rPr>
+      </w:pPr>
+      <w:r>
+        <w:rPr>
+          <w:color w:val="000000" w:themeColor="text1"/>
+        </w:rPr>
+        <w:t xml:space="preserve">Date: </w:t>
+      </w:r>
+      <w:r>
+        <w:rPr>
+          <w:color w:val="000000" w:themeColor="text1"/>
+        </w:rPr>
+        <w:t>18/04/2026</w:t>
       </w:r>
     </w:p>
     <w:sectPr>
-      <w:pgSz w:w="12240" w:h="15840"/>
+      <w:pgSz w:w="11906" w:h="16838" w:code="9"/>
       <w:pgMar w:top="1440" w:right="1440" w:bottom="1440" w:left="1440" w:header="708" w:footer="708" w:gutter="0"/>
       <w:cols w:space="720"/>
       <w:docGrid w:linePitch="360"/>
